--- a/docs/manuals/АИС Анкетирование. Инструкция администратора.docx
+++ b/docs/manuals/АИС Анкетирование. Инструкция администратора.docx
@@ -192,17 +192,7 @@
         </w:rPr>
       </w:pPr>
       <w:r>
-        <w:rPr>
-          <w:rFonts w:cs="Times New Roman"/>
-          <w:lang w:val="ru-RU"/>
-        </w:rPr>
         <w:t>1. Назначение системы</w:t>
-      </w:r>
-      <w:r>
-        <w:rPr>
-          <w:rFonts w:cs="Times New Roman"/>
-          <w:lang w:val="ru-RU"/>
-        </w:rPr>
         <w:tab/>
         <w:t>3</w:t>
       </w:r>
@@ -219,17 +209,7 @@
         </w:rPr>
       </w:pPr>
       <w:r>
-        <w:rPr>
-          <w:rFonts w:cs="Times New Roman"/>
-          <w:lang w:val="ru-RU"/>
-        </w:rPr>
         <w:t>2. Вход и интерфейс</w:t>
-      </w:r>
-      <w:r>
-        <w:rPr>
-          <w:rFonts w:cs="Times New Roman"/>
-          <w:lang w:val="ru-RU"/>
-        </w:rPr>
         <w:tab/>
         <w:t>4</w:t>
       </w:r>
@@ -246,19 +226,17 @@
         </w:rPr>
       </w:pPr>
       <w:r>
-        <w:rPr>
-          <w:rFonts w:cs="Times New Roman"/>
-          <w:lang w:val="ru-RU"/>
-        </w:rPr>
         <w:t>3. Статистика</w:t>
-      </w:r>
-      <w:r>
-        <w:rPr>
-          <w:rFonts w:cs="Times New Roman"/>
-          <w:lang w:val="ru-RU"/>
-        </w:rPr>
         <w:tab/>
         <w:t>6</w:t>
+      </w:r>
+    </w:p>
+    <w:p>
+      <w:pPr/>
+      <w:r>
+        <w:t>4. Шаблоны анкет</w:t>
+        <w:tab/>
+        <w:t>7</w:t>
       </w:r>
     </w:p>
     <w:p>
@@ -273,19 +251,9 @@
         </w:rPr>
       </w:pPr>
       <w:r>
-        <w:rPr>
-          <w:rFonts w:cs="Times New Roman"/>
-          <w:lang w:val="ru-RU"/>
-        </w:rPr>
-        <w:t>4. Управление анкетами</w:t>
-      </w:r>
-      <w:r>
-        <w:rPr>
-          <w:rFonts w:cs="Times New Roman"/>
-          <w:lang w:val="ru-RU"/>
-        </w:rPr>
+        <w:t>5. Управление анкетами</w:t>
         <w:tab/>
-        <w:t>7</w:t>
+        <w:t>11</w:t>
       </w:r>
     </w:p>
     <w:p>
@@ -300,19 +268,9 @@
         </w:rPr>
       </w:pPr>
       <w:r>
-        <w:rPr>
-          <w:rFonts w:cs="Times New Roman"/>
-          <w:lang w:val="ru-RU"/>
-        </w:rPr>
-        <w:t>5. Журнал ответов</w:t>
-      </w:r>
-      <w:r>
-        <w:rPr>
-          <w:rFonts w:cs="Times New Roman"/>
-          <w:lang w:val="ru-RU"/>
-        </w:rPr>
+        <w:t>6. Журнал ответов</w:t>
         <w:tab/>
-        <w:t>20</w:t>
+        <w:t>24</w:t>
       </w:r>
     </w:p>
     <w:p>
@@ -327,19 +285,9 @@
         </w:rPr>
       </w:pPr>
       <w:r>
-        <w:rPr>
-          <w:rFonts w:cs="Times New Roman"/>
-          <w:lang w:val="ru-RU"/>
-        </w:rPr>
-        <w:t>6. Пользователи</w:t>
-      </w:r>
-      <w:r>
-        <w:rPr>
-          <w:rFonts w:cs="Times New Roman"/>
-          <w:lang w:val="ru-RU"/>
-        </w:rPr>
+        <w:t>7. Пользователи</w:t>
         <w:tab/>
-        <w:t>23</w:t>
+        <w:t>27</w:t>
       </w:r>
     </w:p>
     <w:p>
@@ -354,19 +302,9 @@
         </w:rPr>
       </w:pPr>
       <w:r>
-        <w:rPr>
-          <w:rFonts w:cs="Times New Roman"/>
-          <w:lang w:val="ru-RU"/>
-        </w:rPr>
-        <w:t>7. Организации</w:t>
-      </w:r>
-      <w:r>
-        <w:rPr>
-          <w:rFonts w:cs="Times New Roman"/>
-          <w:lang w:val="ru-RU"/>
-        </w:rPr>
+        <w:t>8. Организации</w:t>
         <w:tab/>
-        <w:t>27</w:t>
+        <w:t>31</w:t>
       </w:r>
     </w:p>
     <w:p>
@@ -381,19 +319,9 @@
         </w:rPr>
       </w:pPr>
       <w:r>
-        <w:rPr>
-          <w:rFonts w:cs="Times New Roman"/>
-          <w:lang w:val="ru-RU"/>
-        </w:rPr>
-        <w:t>8. Электронная почта</w:t>
-      </w:r>
-      <w:r>
-        <w:rPr>
-          <w:rFonts w:cs="Times New Roman"/>
-          <w:lang w:val="ru-RU"/>
-        </w:rPr>
+        <w:t>9. Электронная почта</w:t>
         <w:tab/>
-        <w:t>32</w:t>
+        <w:t>36</w:t>
       </w:r>
     </w:p>
     <w:p>
@@ -408,19 +336,9 @@
         </w:rPr>
       </w:pPr>
       <w:r>
-        <w:rPr>
-          <w:rFonts w:cs="Times New Roman"/>
-          <w:lang w:val="ru-RU"/>
-        </w:rPr>
-        <w:t>9. Отчёты</w:t>
-      </w:r>
-      <w:r>
-        <w:rPr>
-          <w:rFonts w:cs="Times New Roman"/>
-          <w:lang w:val="ru-RU"/>
-        </w:rPr>
+        <w:t>10. Отчёты</w:t>
         <w:tab/>
-        <w:t>33</w:t>
+        <w:t>37</w:t>
       </w:r>
     </w:p>
     <w:p>
@@ -435,19 +353,9 @@
         </w:rPr>
       </w:pPr>
       <w:r>
-        <w:rPr>
-          <w:rFonts w:cs="Times New Roman"/>
-          <w:lang w:val="ru-RU"/>
-        </w:rPr>
-        <w:t>10. Журнал событий</w:t>
-      </w:r>
-      <w:r>
-        <w:rPr>
-          <w:rFonts w:cs="Times New Roman"/>
-          <w:lang w:val="ru-RU"/>
-        </w:rPr>
+        <w:t>11. Журнал событий</w:t>
         <w:tab/>
-        <w:t>34</w:t>
+        <w:t>38</w:t>
       </w:r>
     </w:p>
     <w:p>
@@ -462,19 +370,9 @@
         </w:rPr>
       </w:pPr>
       <w:r>
-        <w:rPr>
-          <w:rFonts w:cs="Times New Roman"/>
-          <w:lang w:val="ru-RU"/>
-        </w:rPr>
-        <w:t>11. Настройки</w:t>
-      </w:r>
-      <w:r>
-        <w:rPr>
-          <w:rFonts w:cs="Times New Roman"/>
-          <w:lang w:val="ru-RU"/>
-        </w:rPr>
+        <w:t>12. Настройки</w:t>
         <w:tab/>
-        <w:t>36</w:t>
+        <w:t>40</w:t>
       </w:r>
     </w:p>
     <w:p>
@@ -489,19 +387,9 @@
         </w:rPr>
       </w:pPr>
       <w:r>
-        <w:rPr>
-          <w:rFonts w:cs="Times New Roman"/>
-          <w:lang w:val="ru-RU"/>
-        </w:rPr>
-        <w:t>12. Справка</w:t>
-      </w:r>
-      <w:r>
-        <w:rPr>
-          <w:rFonts w:cs="Times New Roman"/>
-          <w:lang w:val="ru-RU"/>
-        </w:rPr>
+        <w:t>13. Справка</w:t>
         <w:tab/>
-        <w:t>40</w:t>
+        <w:t>44</w:t>
       </w:r>
     </w:p>
     <w:p>
@@ -516,19 +404,9 @@
         </w:rPr>
       </w:pPr>
       <w:r>
-        <w:rPr>
-          <w:rFonts w:cs="Times New Roman"/>
-          <w:lang w:val="ru-RU"/>
-        </w:rPr>
-        <w:t>13. Завершение работы</w:t>
-      </w:r>
-      <w:r>
-        <w:rPr>
-          <w:rFonts w:cs="Times New Roman"/>
-          <w:lang w:val="ru-RU"/>
-        </w:rPr>
+        <w:t>14. Завершение работы</w:t>
         <w:tab/>
-        <w:t>41</w:t>
+        <w:t>45</w:t>
       </w:r>
     </w:p>
     <w:p>
@@ -1188,96 +1066,52 @@
     <w:p>
       <w:pPr>
         <w:pStyle w:val="Heading1"/>
-        <w:rPr>
-          <w:rFonts w:ascii="Times New Roman" w:hAnsi="Times New Roman" w:cs="Times New Roman"/>
-          <w:lang w:val="ru-RU"/>
-        </w:rPr>
-      </w:pPr>
-      <w:r>
-        <w:rPr>
-          <w:rFonts w:ascii="Times New Roman" w:hAnsi="Times New Roman" w:cs="Times New Roman"/>
-          <w:lang w:val="ru-RU"/>
-        </w:rPr>
-        <w:lastRenderedPageBreak/>
-        <w:t>4. Управление анкетами</w:t>
+      </w:pPr>
+      <w:r>
+        <w:t>4. Шаблоны анкет</w:t>
       </w:r>
     </w:p>
     <w:p>
       <w:pPr>
         <w:pStyle w:val="Heading2"/>
-        <w:rPr>
-          <w:rFonts w:ascii="Times New Roman" w:hAnsi="Times New Roman" w:cs="Times New Roman"/>
-          <w:lang w:val="ru-RU"/>
-        </w:rPr>
-      </w:pPr>
-      <w:r>
-        <w:rPr>
-          <w:rFonts w:ascii="Times New Roman" w:hAnsi="Times New Roman" w:cs="Times New Roman"/>
-          <w:lang w:val="ru-RU"/>
-        </w:rPr>
-        <w:t>4.1. Активные анкеты</w:t>
-      </w:r>
-    </w:p>
-    <w:p>
-      <w:pPr>
-        <w:rPr>
-          <w:rFonts w:cs="Times New Roman"/>
-          <w:lang w:val="ru-RU"/>
-        </w:rPr>
-      </w:pPr>
-      <w:r>
-        <w:rPr>
-          <w:rFonts w:cs="Times New Roman"/>
-          <w:lang w:val="ru-RU"/>
-        </w:rPr>
-        <w:t xml:space="preserve">Вкладка «Активные анкеты» содержит базовые анкеты, срок которых ещё не закончился, а также отдельные строки продлений. Продление отображается под исходной анкетой со стрелкой </w:t>
-      </w:r>
-      <w:r>
-        <w:rPr>
-          <w:rFonts w:ascii="Cambria Math" w:hAnsi="Cambria Math" w:cs="Cambria Math"/>
-          <w:lang w:val="ru-RU"/>
-        </w:rPr>
-        <w:t>↳</w:t>
-      </w:r>
-      <w:r>
-        <w:rPr>
-          <w:rFonts w:cs="Times New Roman"/>
-          <w:lang w:val="ru-RU"/>
-        </w:rPr>
-        <w:t xml:space="preserve"> и названием организации.</w:t>
-      </w:r>
-    </w:p>
-    <w:p>
-      <w:pPr>
-        <w:keepNext/>
-        <w:spacing w:before="80"/>
+      </w:pPr>
+      <w:r>
+        <w:t>4.1. Назначение и активные шаблоны</w:t>
+      </w:r>
+    </w:p>
+    <w:p>
+      <w:pPr/>
+      <w:r>
+        <w:t>Шаблон хранит название, описание, организации и критерии будущей анкеты. Шаблон нельзя проходить или продлевать: он используется при ручном добавлении анкеты и в настройке автосоздания.</w:t>
+      </w:r>
+    </w:p>
+    <w:p>
+      <w:pPr/>
+      <w:r>
+        <w:t>Вкладка «Активные шаблоны» содержит шаблоны, дата начала которых уже наступила, а дата конца ещё не наступила либо не указана. В колонке «Добавлено в автосоздание» показывается текущее назначение шаблона конфигурации автосоздания.</w:t>
+      </w:r>
+    </w:p>
+    <w:p>
+      <w:pPr>
         <w:jc w:val="center"/>
-        <w:rPr>
-          <w:rFonts w:cs="Times New Roman"/>
-        </w:rPr>
-      </w:pPr>
-      <w:r>
-        <w:rPr>
-          <w:rFonts w:cs="Times New Roman"/>
-          <w:noProof/>
-        </w:rPr>
+      </w:pPr>
+      <w:r>
         <w:drawing>
-          <wp:inline distT="0" distB="0" distL="0" distR="0" wp14:anchorId="4D7A4B82" wp14:editId="67AF909E">
-            <wp:extent cx="6144768" cy="3565054"/>
-            <wp:effectExtent l="0" t="0" r="0" b="0"/>
-            <wp:docPr id="4" name="Picture 4" descr="Таблица активных анкет и строка индивидуального продления" title="Таблица активных анкет и строка индивидуального продления"/>
+          <wp:inline xmlns:a="http://schemas.openxmlformats.org/drawingml/2006/main" xmlns:pic="http://schemas.openxmlformats.org/drawingml/2006/picture">
+            <wp:extent cx="5897880" cy="3421816"/>
+            <wp:docPr id="45" name="Picture 45"/>
             <wp:cNvGraphicFramePr>
-              <a:graphicFrameLocks xmlns:a="http://schemas.openxmlformats.org/drawingml/2006/main" noChangeAspect="1"/>
+              <a:graphicFrameLocks noChangeAspect="1"/>
             </wp:cNvGraphicFramePr>
-            <a:graphic xmlns:a="http://schemas.openxmlformats.org/drawingml/2006/main">
+            <a:graphic>
               <a:graphicData uri="http://schemas.openxmlformats.org/drawingml/2006/picture">
-                <pic:pic xmlns:pic="http://schemas.openxmlformats.org/drawingml/2006/picture">
+                <pic:pic>
                   <pic:nvPicPr>
-                    <pic:cNvPr id="0" name="01-active-surveys.png"/>
+                    <pic:cNvPr id="0" name="admin-templates-active.png"/>
                     <pic:cNvPicPr/>
                   </pic:nvPicPr>
                   <pic:blipFill>
-                    <a:blip r:embed="rId9"/>
+                    <a:blip r:embed="rId57"/>
                     <a:stretch>
                       <a:fillRect/>
                     </a:stretch>
@@ -1285,11 +1119,9 @@
                   <pic:spPr>
                     <a:xfrm>
                       <a:off x="0" y="0"/>
-                      <a:ext cx="6144768" cy="3565054"/>
+                      <a:ext cx="5897880" cy="3421816"/>
                     </a:xfrm>
-                    <a:prstGeom prst="rect">
-                      <a:avLst/>
-                    </a:prstGeom>
+                    <a:prstGeom prst="rect"/>
                   </pic:spPr>
                 </pic:pic>
               </a:graphicData>
@@ -1301,128 +1133,79 @@
     <w:p>
       <w:pPr>
         <w:pStyle w:val="Caption"/>
-        <w:rPr>
-          <w:rFonts w:cs="Times New Roman"/>
-          <w:lang w:val="ru-RU"/>
-        </w:rPr>
-      </w:pPr>
-      <w:r>
-        <w:rPr>
-          <w:rFonts w:cs="Times New Roman"/>
-          <w:lang w:val="ru-RU"/>
-        </w:rPr>
-        <w:t>Рис. 4. Таблица активных анкет и строка индивидуального продления</w:t>
+        <w:jc w:val="center"/>
+      </w:pPr>
+      <w:r>
+        <w:t>Рис. 4. Активные шаблоны анкет</w:t>
       </w:r>
     </w:p>
     <w:p>
       <w:pPr>
         <w:pStyle w:val="Heading2"/>
-        <w:rPr>
-          <w:rFonts w:ascii="Times New Roman" w:hAnsi="Times New Roman" w:cs="Times New Roman"/>
-        </w:rPr>
-      </w:pPr>
-      <w:r>
-        <w:rPr>
-          <w:rFonts w:ascii="Times New Roman" w:hAnsi="Times New Roman" w:cs="Times New Roman"/>
-        </w:rPr>
-        <w:t>4.2. Фильтр по организациям</w:t>
+      </w:pPr>
+      <w:r>
+        <w:t>4.2. Добавление и редактирование шаблона</w:t>
       </w:r>
     </w:p>
     <w:p>
       <w:pPr>
         <w:pStyle w:val="ListNumber"/>
-        <w:rPr>
-          <w:rFonts w:cs="Times New Roman"/>
-        </w:rPr>
-      </w:pPr>
-      <w:r>
-        <w:rPr>
-          <w:rFonts w:cs="Times New Roman"/>
-          <w:lang w:val="ru-RU"/>
-        </w:rPr>
-        <w:t>Нажмите «Фильтр по организациям».</w:t>
+      </w:pPr>
+      <w:r>
+        <w:t>Нажмите «Добавить шаблон».</w:t>
       </w:r>
     </w:p>
     <w:p>
       <w:pPr>
         <w:pStyle w:val="ListNumber"/>
-        <w:rPr>
-          <w:rFonts w:cs="Times New Roman"/>
-          <w:lang w:val="ru-RU"/>
-        </w:rPr>
-      </w:pPr>
-      <w:r>
-        <w:rPr>
-          <w:rFonts w:cs="Times New Roman"/>
-          <w:lang w:val="ru-RU"/>
-        </w:rPr>
-        <w:t>Отметьте одну или несколько организаций.</w:t>
+      </w:pPr>
+      <w:r>
+        <w:t>Введите название и выберите «Да» или «Нет» в поле «Добавлено в автосоздание». По умолчанию выбрано значение «Нет».</w:t>
       </w:r>
     </w:p>
     <w:p>
       <w:pPr>
         <w:pStyle w:val="ListNumber"/>
-        <w:rPr>
-          <w:rFonts w:cs="Times New Roman"/>
-          <w:lang w:val="ru-RU"/>
-        </w:rPr>
-      </w:pPr>
-      <w:r>
-        <w:rPr>
-          <w:rFonts w:cs="Times New Roman"/>
-          <w:lang w:val="ru-RU"/>
-        </w:rPr>
-        <w:t>Закройте список: таблица отобразит анкеты выбранных организаций.</w:t>
+      </w:pPr>
+      <w:r>
+        <w:t>Заполните описание, дату начала, при необходимости дату конца, затем выберите организации и добавьте критерии.</w:t>
       </w:r>
     </w:p>
     <w:p>
       <w:pPr>
         <w:pStyle w:val="ListNumber"/>
-        <w:rPr>
-          <w:rFonts w:cs="Times New Roman"/>
-          <w:lang w:val="ru-RU"/>
-        </w:rPr>
-      </w:pPr>
-      <w:r>
-        <w:rPr>
-          <w:rFonts w:cs="Times New Roman"/>
-          <w:lang w:val="ru-RU"/>
-        </w:rPr>
-        <w:t>Для очистки фильтра нажмите крестик рядом с кнопкой фильтра.</w:t>
-      </w:r>
-    </w:p>
-    <w:p>
-      <w:pPr>
-        <w:keepNext/>
-        <w:spacing w:before="80"/>
+      </w:pPr>
+      <w:r>
+        <w:t>Нажмите «Сохранить».</w:t>
+      </w:r>
+    </w:p>
+    <w:p>
+      <w:pPr/>
+      <w:r>
+        <w:t>Если для шаблона выбрано «Да», система сохраняет связь с конфигурацией автосоздания. При уже запущенном и наступившем расписании подходящая анкета может быть создана сразу.</w:t>
+      </w:r>
+    </w:p>
+    <w:p>
+      <w:pPr>
         <w:jc w:val="center"/>
-        <w:rPr>
-          <w:rFonts w:cs="Times New Roman"/>
-        </w:rPr>
-      </w:pPr>
-      <w:r>
-        <w:rPr>
-          <w:rFonts w:cs="Times New Roman"/>
-          <w:noProof/>
-        </w:rPr>
-        <w:lastRenderedPageBreak/>
+      </w:pPr>
+      <w:r>
         <w:drawing>
-          <wp:inline distT="0" distB="0" distL="0" distR="0" wp14:anchorId="554BE7CC" wp14:editId="5C085440">
-            <wp:extent cx="6144768" cy="3565054"/>
-            <wp:effectExtent l="0" t="0" r="0" b="0"/>
-            <wp:docPr id="5" name="Picture 5" descr="Выбор организаций для фильтрации активных анкет" title="Выбор организаций для фильтрации активных анкет"/>
+          <wp:inline xmlns:a="http://schemas.openxmlformats.org/drawingml/2006/main" xmlns:pic="http://schemas.openxmlformats.org/drawingml/2006/picture">
+            <wp:extent cx="5897880" cy="3421816"/>
+            <wp:docPr id="46" name="Picture 46"/>
             <wp:cNvGraphicFramePr>
-              <a:graphicFrameLocks xmlns:a="http://schemas.openxmlformats.org/drawingml/2006/main" noChangeAspect="1"/>
+              <a:graphicFrameLocks noChangeAspect="1"/>
             </wp:cNvGraphicFramePr>
-            <a:graphic xmlns:a="http://schemas.openxmlformats.org/drawingml/2006/main">
+            <a:graphic>
               <a:graphicData uri="http://schemas.openxmlformats.org/drawingml/2006/picture">
-                <pic:pic xmlns:pic="http://schemas.openxmlformats.org/drawingml/2006/picture">
+                <pic:pic>
                   <pic:nvPicPr>
-                    <pic:cNvPr id="0" name="24-survey-filter.png"/>
+                    <pic:cNvPr id="0" name="admin-template-create.png"/>
                     <pic:cNvPicPr/>
                   </pic:nvPicPr>
                   <pic:blipFill>
-                    <a:blip r:embed="rId11"/>
+                    <a:blip r:embed="rId58"/>
                     <a:stretch>
                       <a:fillRect/>
                     </a:stretch>
@@ -1430,11 +1213,9 @@
                   <pic:spPr>
                     <a:xfrm>
                       <a:off x="0" y="0"/>
-                      <a:ext cx="6144768" cy="3565054"/>
+                      <a:ext cx="5897880" cy="3421816"/>
                     </a:xfrm>
-                    <a:prstGeom prst="rect">
-                      <a:avLst/>
-                    </a:prstGeom>
+                    <a:prstGeom prst="rect"/>
                   </pic:spPr>
                 </pic:pic>
               </a:graphicData>
@@ -1446,143 +1227,47 @@
     <w:p>
       <w:pPr>
         <w:pStyle w:val="Caption"/>
-        <w:rPr>
-          <w:rFonts w:cs="Times New Roman"/>
-          <w:lang w:val="ru-RU"/>
-        </w:rPr>
-      </w:pPr>
-      <w:r>
-        <w:rPr>
-          <w:rFonts w:cs="Times New Roman"/>
-          <w:lang w:val="ru-RU"/>
-        </w:rPr>
-        <w:t>Рис. 5. Выбор организаций для фильтрации активных анкет</w:t>
+        <w:jc w:val="center"/>
+      </w:pPr>
+      <w:r>
+        <w:t>Рис. 5. Добавление активного шаблона</w:t>
       </w:r>
     </w:p>
     <w:p>
       <w:pPr>
         <w:pStyle w:val="Heading2"/>
-        <w:rPr>
-          <w:rFonts w:ascii="Times New Roman" w:hAnsi="Times New Roman" w:cs="Times New Roman"/>
-        </w:rPr>
-      </w:pPr>
-      <w:r>
-        <w:rPr>
-          <w:rFonts w:ascii="Times New Roman" w:hAnsi="Times New Roman" w:cs="Times New Roman"/>
-        </w:rPr>
-        <w:t>4.3. Добавление анкеты</w:t>
-      </w:r>
-    </w:p>
-    <w:p>
-      <w:pPr>
-        <w:pStyle w:val="ListNumber"/>
-        <w:rPr>
-          <w:rFonts w:cs="Times New Roman"/>
-        </w:rPr>
-      </w:pPr>
-      <w:r>
-        <w:rPr>
-          <w:rFonts w:cs="Times New Roman"/>
-          <w:lang w:val="ru-RU"/>
-        </w:rPr>
-        <w:t>Нажмите «Добавить анкету».</w:t>
-      </w:r>
-    </w:p>
-    <w:p>
-      <w:pPr>
-        <w:pStyle w:val="ListNumber"/>
-        <w:rPr>
-          <w:rFonts w:cs="Times New Roman"/>
-          <w:lang w:val="ru-RU"/>
-        </w:rPr>
-      </w:pPr>
-      <w:r>
-        <w:rPr>
-          <w:rFonts w:cs="Times New Roman"/>
-          <w:lang w:val="ru-RU"/>
-        </w:rPr>
-        <w:t>Введите название и при необходимости описание.</w:t>
-      </w:r>
-    </w:p>
-    <w:p>
-      <w:pPr>
-        <w:pStyle w:val="ListNumber"/>
-        <w:rPr>
-          <w:rFonts w:cs="Times New Roman"/>
-          <w:lang w:val="ru-RU"/>
-        </w:rPr>
-      </w:pPr>
-      <w:r>
-        <w:rPr>
-          <w:rFonts w:cs="Times New Roman"/>
-          <w:lang w:val="ru-RU"/>
-        </w:rPr>
-        <w:t>Укажите дату начала не позже текущей даты и дату конца позже даты начала.</w:t>
-      </w:r>
-    </w:p>
-    <w:p>
-      <w:pPr>
-        <w:pStyle w:val="ListNumber"/>
-        <w:rPr>
-          <w:rFonts w:cs="Times New Roman"/>
-          <w:lang w:val="ru-RU"/>
-        </w:rPr>
-      </w:pPr>
-      <w:r>
-        <w:rPr>
-          <w:rFonts w:cs="Times New Roman"/>
-          <w:lang w:val="ru-RU"/>
-        </w:rPr>
-        <w:t>Выберите одну или несколько организаций.</w:t>
-      </w:r>
-    </w:p>
-    <w:p>
-      <w:pPr>
-        <w:pStyle w:val="ListNumber"/>
-        <w:rPr>
-          <w:rFonts w:cs="Times New Roman"/>
-          <w:lang w:val="ru-RU"/>
-        </w:rPr>
-      </w:pPr>
-      <w:r>
-        <w:rPr>
-          <w:rFonts w:cs="Times New Roman"/>
-          <w:lang w:val="ru-RU"/>
-        </w:rPr>
-        <w:t>Добавьте критерии оценки и нажмите «Сохранить».</w:t>
-      </w:r>
-    </w:p>
-    <w:p>
-      <w:pPr>
-        <w:keepNext/>
-        <w:spacing w:before="80"/>
+      </w:pPr>
+      <w:r>
+        <w:t>4.3. Плановые шаблоны</w:t>
+      </w:r>
+    </w:p>
+    <w:p>
+      <w:pPr/>
+      <w:r>
+        <w:t>Плановый шаблон имеет будущую дату начала. В колонке «Будет добавлено в автосоздание» показывается, будет ли его назначение сохранено после перехода в активные шаблоны.</w:t>
+      </w:r>
+    </w:p>
+    <w:p>
+      <w:pPr>
         <w:jc w:val="center"/>
-        <w:rPr>
-          <w:rFonts w:cs="Times New Roman"/>
-        </w:rPr>
-      </w:pPr>
-      <w:r>
-        <w:rPr>
-          <w:rFonts w:cs="Times New Roman"/>
-          <w:noProof/>
-        </w:rPr>
+      </w:pPr>
+      <w:r>
         <w:drawing>
-          <wp:inline distT="0" distB="0" distL="0" distR="0" wp14:anchorId="4694FE9B" wp14:editId="5CF8549A">
-            <wp:extent cx="6144768" cy="3565054"/>
-            <wp:effectExtent l="0" t="0" r="0" b="0"/>
-            <wp:docPr id="6" name="Picture 6" descr="Основные поля новой анкеты" title="Основные поля новой анкеты"/>
+          <wp:inline xmlns:a="http://schemas.openxmlformats.org/drawingml/2006/main" xmlns:pic="http://schemas.openxmlformats.org/drawingml/2006/picture">
+            <wp:extent cx="5897880" cy="3421816"/>
+            <wp:docPr id="47" name="Picture 47"/>
             <wp:cNvGraphicFramePr>
-              <a:graphicFrameLocks xmlns:a="http://schemas.openxmlformats.org/drawingml/2006/main" noChangeAspect="1"/>
+              <a:graphicFrameLocks noChangeAspect="1"/>
             </wp:cNvGraphicFramePr>
-            <a:graphic xmlns:a="http://schemas.openxmlformats.org/drawingml/2006/main">
+            <a:graphic>
               <a:graphicData uri="http://schemas.openxmlformats.org/drawingml/2006/picture">
-                <pic:pic xmlns:pic="http://schemas.openxmlformats.org/drawingml/2006/picture">
+                <pic:pic>
                   <pic:nvPicPr>
-                    <pic:cNvPr id="0" name="18-add-survey.png"/>
+                    <pic:cNvPr id="0" name="admin-templates-planned.png"/>
                     <pic:cNvPicPr/>
                   </pic:nvPicPr>
                   <pic:blipFill>
-                    <a:blip r:embed="rId12"/>
+                    <a:blip r:embed="rId59"/>
                     <a:stretch>
                       <a:fillRect/>
                     </a:stretch>
@@ -1590,11 +1275,9 @@
                   <pic:spPr>
                     <a:xfrm>
                       <a:off x="0" y="0"/>
-                      <a:ext cx="6144768" cy="3565054"/>
+                      <a:ext cx="5897880" cy="3421816"/>
                     </a:xfrm>
-                    <a:prstGeom prst="rect">
-                      <a:avLst/>
-                    </a:prstGeom>
+                    <a:prstGeom prst="rect"/>
                   </pic:spPr>
                 </pic:pic>
               </a:graphicData>
@@ -1606,15 +1289,529 @@
     <w:p>
       <w:pPr>
         <w:pStyle w:val="Caption"/>
-        <w:rPr>
-          <w:rFonts w:cs="Times New Roman"/>
-        </w:rPr>
-      </w:pPr>
-      <w:r>
-        <w:rPr>
-          <w:rFonts w:cs="Times New Roman"/>
-        </w:rPr>
-        <w:t>Рис. 6. Основные поля новой анкеты</w:t>
+        <w:jc w:val="center"/>
+      </w:pPr>
+      <w:r>
+        <w:t>Рис. 6. Плановые шаблоны анкет</w:t>
+      </w:r>
+    </w:p>
+    <w:p>
+      <w:pPr>
+        <w:pStyle w:val="ListNumber"/>
+      </w:pPr>
+      <w:r>
+        <w:t>Нажмите «Добавить плановый шаблон».</w:t>
+      </w:r>
+    </w:p>
+    <w:p>
+      <w:pPr>
+        <w:pStyle w:val="ListNumber"/>
+      </w:pPr>
+      <w:r>
+        <w:t>При необходимости выберите активный шаблон в поле «Шаблон-родитель». Данные родителя заполняют только пустые поля и не заменяют уже введённые значения.</w:t>
+      </w:r>
+    </w:p>
+    <w:p>
+      <w:pPr>
+        <w:pStyle w:val="ListNumber"/>
+      </w:pPr>
+      <w:r>
+        <w:t>Укажите будущую дату начала и заполните остальные обязательные поля. Периоды родителя и потомка не должны пересекаться.</w:t>
+      </w:r>
+    </w:p>
+    <w:p>
+      <w:pPr>
+        <w:pStyle w:val="ListNumber"/>
+      </w:pPr>
+      <w:r>
+        <w:t>Нажмите «Сохранить».</w:t>
+      </w:r>
+    </w:p>
+    <w:p>
+      <w:pPr/>
+      <w:r>
+        <w:t>Если у родителя дата конца не задана, система устанавливает её на день раньше даты начала потомка. Если дата конца уже задана, дата начала потомка должна быть позже неё. Уведомление сообщает, следуют ли периоды подряд или между ними образовался разрыв. Те же проверки выполняются при редактировании.</w:t>
+      </w:r>
+    </w:p>
+    <w:p>
+      <w:pPr/>
+      <w:r>
+        <w:t>Когда наступает дата начала, плановый шаблон становится активным. Связь с родителем снимается; родитель остаётся активным или переходит в архив согласно своей дате конца.</w:t>
+      </w:r>
+    </w:p>
+    <w:p>
+      <w:pPr>
+        <w:jc w:val="center"/>
+      </w:pPr>
+      <w:r>
+        <w:drawing>
+          <wp:inline xmlns:a="http://schemas.openxmlformats.org/drawingml/2006/main" xmlns:pic="http://schemas.openxmlformats.org/drawingml/2006/picture">
+            <wp:extent cx="5897880" cy="3421816"/>
+            <wp:docPr id="48" name="Picture 48"/>
+            <wp:cNvGraphicFramePr>
+              <a:graphicFrameLocks noChangeAspect="1"/>
+            </wp:cNvGraphicFramePr>
+            <a:graphic>
+              <a:graphicData uri="http://schemas.openxmlformats.org/drawingml/2006/picture">
+                <pic:pic>
+                  <pic:nvPicPr>
+                    <pic:cNvPr id="0" name="admin-planned-template-create.png"/>
+                    <pic:cNvPicPr/>
+                  </pic:nvPicPr>
+                  <pic:blipFill>
+                    <a:blip r:embed="rId60"/>
+                    <a:stretch>
+                      <a:fillRect/>
+                    </a:stretch>
+                  </pic:blipFill>
+                  <pic:spPr>
+                    <a:xfrm>
+                      <a:off x="0" y="0"/>
+                      <a:ext cx="5897880" cy="3421816"/>
+                    </a:xfrm>
+                    <a:prstGeom prst="rect"/>
+                  </pic:spPr>
+                </pic:pic>
+              </a:graphicData>
+            </a:graphic>
+          </wp:inline>
+        </w:drawing>
+      </w:r>
+    </w:p>
+    <w:p>
+      <w:pPr>
+        <w:pStyle w:val="Caption"/>
+        <w:jc w:val="center"/>
+      </w:pPr>
+      <w:r>
+        <w:t>Рис. 7. Добавление планового шаблона и выбор родителя</w:t>
+      </w:r>
+    </w:p>
+    <w:p>
+      <w:pPr>
+        <w:pStyle w:val="Heading2"/>
+      </w:pPr>
+      <w:r>
+        <w:t>4.4. Архивные шаблоны</w:t>
+      </w:r>
+    </w:p>
+    <w:p>
+      <w:pPr/>
+      <w:r>
+        <w:t>Шаблон переходит во вкладку «Архивные шаблоны» на следующий день после даты конца. При архивировании его связь с автосозданием удаляется автоматически. В архивной таблице не показывается колонка автосоздания и недоступно редактирование.</w:t>
+      </w:r>
+    </w:p>
+    <w:p>
+      <w:pPr>
+        <w:jc w:val="center"/>
+      </w:pPr>
+      <w:r>
+        <w:drawing>
+          <wp:inline xmlns:a="http://schemas.openxmlformats.org/drawingml/2006/main" xmlns:pic="http://schemas.openxmlformats.org/drawingml/2006/picture">
+            <wp:extent cx="5897880" cy="3421816"/>
+            <wp:docPr id="49" name="Picture 49"/>
+            <wp:cNvGraphicFramePr>
+              <a:graphicFrameLocks noChangeAspect="1"/>
+            </wp:cNvGraphicFramePr>
+            <a:graphic>
+              <a:graphicData uri="http://schemas.openxmlformats.org/drawingml/2006/picture">
+                <pic:pic>
+                  <pic:nvPicPr>
+                    <pic:cNvPr id="0" name="admin-templates-archive.png"/>
+                    <pic:cNvPicPr/>
+                  </pic:nvPicPr>
+                  <pic:blipFill>
+                    <a:blip r:embed="rId61"/>
+                    <a:stretch>
+                      <a:fillRect/>
+                    </a:stretch>
+                  </pic:blipFill>
+                  <pic:spPr>
+                    <a:xfrm>
+                      <a:off x="0" y="0"/>
+                      <a:ext cx="5897880" cy="3421816"/>
+                    </a:xfrm>
+                    <a:prstGeom prst="rect"/>
+                  </pic:spPr>
+                </pic:pic>
+              </a:graphicData>
+            </a:graphic>
+          </wp:inline>
+        </w:drawing>
+      </w:r>
+    </w:p>
+    <w:p>
+      <w:pPr>
+        <w:pStyle w:val="Caption"/>
+        <w:jc w:val="center"/>
+      </w:pPr>
+      <w:r>
+        <w:t>Рис. 8. Архивные шаблоны анкет</w:t>
+      </w:r>
+    </w:p>
+    <w:p>
+      <w:pPr>
+        <w:pStyle w:val="Heading1"/>
+        <w:rPr>
+          <w:rFonts w:ascii="Times New Roman" w:hAnsi="Times New Roman" w:cs="Times New Roman"/>
+          <w:lang w:val="ru-RU"/>
+        </w:rPr>
+      </w:pPr>
+      <w:r>
+        <w:t>5. Управление анкетами</w:t>
+      </w:r>
+    </w:p>
+    <w:p>
+      <w:pPr>
+        <w:pStyle w:val="Heading2"/>
+        <w:rPr>
+          <w:rFonts w:ascii="Times New Roman" w:hAnsi="Times New Roman" w:cs="Times New Roman"/>
+          <w:lang w:val="ru-RU"/>
+        </w:rPr>
+      </w:pPr>
+      <w:r>
+        <w:t>5.1. Активные анкеты</w:t>
+      </w:r>
+    </w:p>
+    <w:p>
+      <w:pPr>
+        <w:rPr>
+          <w:rFonts w:cs="Times New Roman"/>
+          <w:lang w:val="ru-RU"/>
+        </w:rPr>
+      </w:pPr>
+      <w:r>
+        <w:rPr>
+          <w:rFonts w:cs="Times New Roman"/>
+          <w:lang w:val="ru-RU"/>
+        </w:rPr>
+        <w:t xml:space="preserve">Вкладка «Активные анкеты» содержит базовые анкеты, срок которых ещё не закончился, а также отдельные строки продлений. Продление отображается под исходной анкетой со стрелкой </w:t>
+      </w:r>
+      <w:r>
+        <w:rPr>
+          <w:rFonts w:ascii="Cambria Math" w:hAnsi="Cambria Math" w:cs="Cambria Math"/>
+          <w:lang w:val="ru-RU"/>
+        </w:rPr>
+        <w:t>↳</w:t>
+      </w:r>
+      <w:r>
+        <w:rPr>
+          <w:rFonts w:cs="Times New Roman"/>
+          <w:lang w:val="ru-RU"/>
+        </w:rPr>
+        <w:t xml:space="preserve"> и названием организации.</w:t>
+      </w:r>
+    </w:p>
+    <w:p>
+      <w:pPr>
+        <w:keepNext/>
+        <w:spacing w:before="80"/>
+        <w:jc w:val="center"/>
+        <w:rPr>
+          <w:rFonts w:cs="Times New Roman"/>
+        </w:rPr>
+      </w:pPr>
+      <w:r>
+        <w:drawing>
+          <wp:inline xmlns:a="http://schemas.openxmlformats.org/drawingml/2006/main" xmlns:pic="http://schemas.openxmlformats.org/drawingml/2006/picture">
+            <wp:extent cx="5897880" cy="3421816"/>
+            <wp:docPr id="53" name="Picture 53"/>
+            <wp:cNvGraphicFramePr>
+              <a:graphicFrameLocks noChangeAspect="1"/>
+            </wp:cNvGraphicFramePr>
+            <a:graphic>
+              <a:graphicData uri="http://schemas.openxmlformats.org/drawingml/2006/picture">
+                <pic:pic>
+                  <pic:nvPicPr>
+                    <pic:cNvPr id="0" name="admin-surveys-active-current.png"/>
+                    <pic:cNvPicPr/>
+                  </pic:nvPicPr>
+                  <pic:blipFill>
+                    <a:blip r:embed="rId65"/>
+                    <a:stretch>
+                      <a:fillRect/>
+                    </a:stretch>
+                  </pic:blipFill>
+                  <pic:spPr>
+                    <a:xfrm>
+                      <a:off x="0" y="0"/>
+                      <a:ext cx="5897880" cy="3421816"/>
+                    </a:xfrm>
+                    <a:prstGeom prst="rect"/>
+                  </pic:spPr>
+                </pic:pic>
+              </a:graphicData>
+            </a:graphic>
+          </wp:inline>
+        </w:drawing>
+      </w:r>
+    </w:p>
+    <w:p>
+      <w:pPr>
+        <w:pStyle w:val="Caption"/>
+        <w:rPr>
+          <w:rFonts w:cs="Times New Roman"/>
+          <w:lang w:val="ru-RU"/>
+        </w:rPr>
+      </w:pPr>
+      <w:r>
+        <w:t>Рис. 9. Таблица активных анкет и строка индивидуального продления</w:t>
+      </w:r>
+    </w:p>
+    <w:p>
+      <w:pPr>
+        <w:pStyle w:val="Heading2"/>
+        <w:rPr>
+          <w:rFonts w:ascii="Times New Roman" w:hAnsi="Times New Roman" w:cs="Times New Roman"/>
+        </w:rPr>
+      </w:pPr>
+      <w:r>
+        <w:t>5.2. Фильтр по организациям</w:t>
+      </w:r>
+    </w:p>
+    <w:p>
+      <w:pPr>
+        <w:pStyle w:val="ListNumber"/>
+        <w:rPr>
+          <w:rFonts w:cs="Times New Roman"/>
+        </w:rPr>
+      </w:pPr>
+      <w:r>
+        <w:rPr>
+          <w:rFonts w:cs="Times New Roman"/>
+          <w:lang w:val="ru-RU"/>
+        </w:rPr>
+        <w:t>Нажмите «Фильтр по организациям».</w:t>
+      </w:r>
+    </w:p>
+    <w:p>
+      <w:pPr>
+        <w:pStyle w:val="ListNumber"/>
+        <w:rPr>
+          <w:rFonts w:cs="Times New Roman"/>
+          <w:lang w:val="ru-RU"/>
+        </w:rPr>
+      </w:pPr>
+      <w:r>
+        <w:rPr>
+          <w:rFonts w:cs="Times New Roman"/>
+          <w:lang w:val="ru-RU"/>
+        </w:rPr>
+        <w:t>Отметьте одну или несколько организаций.</w:t>
+      </w:r>
+    </w:p>
+    <w:p>
+      <w:pPr>
+        <w:pStyle w:val="ListNumber"/>
+        <w:rPr>
+          <w:rFonts w:cs="Times New Roman"/>
+          <w:lang w:val="ru-RU"/>
+        </w:rPr>
+      </w:pPr>
+      <w:r>
+        <w:rPr>
+          <w:rFonts w:cs="Times New Roman"/>
+          <w:lang w:val="ru-RU"/>
+        </w:rPr>
+        <w:t>Закройте список: таблица отобразит анкеты выбранных организаций.</w:t>
+      </w:r>
+    </w:p>
+    <w:p>
+      <w:pPr>
+        <w:pStyle w:val="ListNumber"/>
+        <w:rPr>
+          <w:rFonts w:cs="Times New Roman"/>
+          <w:lang w:val="ru-RU"/>
+        </w:rPr>
+      </w:pPr>
+      <w:r>
+        <w:rPr>
+          <w:rFonts w:cs="Times New Roman"/>
+          <w:lang w:val="ru-RU"/>
+        </w:rPr>
+        <w:t>Для очистки фильтра нажмите крестик рядом с кнопкой фильтра.</w:t>
+      </w:r>
+    </w:p>
+    <w:p>
+      <w:pPr>
+        <w:keepNext/>
+        <w:spacing w:before="80"/>
+        <w:jc w:val="center"/>
+        <w:rPr>
+          <w:rFonts w:cs="Times New Roman"/>
+        </w:rPr>
+      </w:pPr>
+      <w:r>
+        <w:drawing>
+          <wp:inline xmlns:a="http://schemas.openxmlformats.org/drawingml/2006/main" xmlns:pic="http://schemas.openxmlformats.org/drawingml/2006/picture">
+            <wp:extent cx="5897880" cy="3421816"/>
+            <wp:docPr id="54" name="Picture 54"/>
+            <wp:cNvGraphicFramePr>
+              <a:graphicFrameLocks noChangeAspect="1"/>
+            </wp:cNvGraphicFramePr>
+            <a:graphic>
+              <a:graphicData uri="http://schemas.openxmlformats.org/drawingml/2006/picture">
+                <pic:pic>
+                  <pic:nvPicPr>
+                    <pic:cNvPr id="0" name="admin-survey-filter-current.png"/>
+                    <pic:cNvPicPr/>
+                  </pic:nvPicPr>
+                  <pic:blipFill>
+                    <a:blip r:embed="rId66"/>
+                    <a:stretch>
+                      <a:fillRect/>
+                    </a:stretch>
+                  </pic:blipFill>
+                  <pic:spPr>
+                    <a:xfrm>
+                      <a:off x="0" y="0"/>
+                      <a:ext cx="5897880" cy="3421816"/>
+                    </a:xfrm>
+                    <a:prstGeom prst="rect"/>
+                  </pic:spPr>
+                </pic:pic>
+              </a:graphicData>
+            </a:graphic>
+          </wp:inline>
+        </w:drawing>
+      </w:r>
+    </w:p>
+    <w:p>
+      <w:pPr>
+        <w:pStyle w:val="Caption"/>
+        <w:rPr>
+          <w:rFonts w:cs="Times New Roman"/>
+          <w:lang w:val="ru-RU"/>
+        </w:rPr>
+      </w:pPr>
+      <w:r>
+        <w:t>Рис. 10. Выбор организаций для фильтрации активных анкет</w:t>
+      </w:r>
+    </w:p>
+    <w:p>
+      <w:pPr>
+        <w:pStyle w:val="Heading2"/>
+        <w:rPr>
+          <w:rFonts w:ascii="Times New Roman" w:hAnsi="Times New Roman" w:cs="Times New Roman"/>
+        </w:rPr>
+      </w:pPr>
+      <w:r>
+        <w:t>5.3. Добавление анкеты</w:t>
+      </w:r>
+    </w:p>
+    <w:p>
+      <w:pPr>
+        <w:pStyle w:val="ListNumber"/>
+        <w:rPr>
+          <w:rFonts w:cs="Times New Roman"/>
+        </w:rPr>
+      </w:pPr>
+      <w:r>
+        <w:t>Нажмите «Добавить анкету».</w:t>
+      </w:r>
+    </w:p>
+    <w:p>
+      <w:pPr>
+        <w:pStyle w:val="ListNumber"/>
+        <w:rPr>
+          <w:rFonts w:cs="Times New Roman"/>
+          <w:lang w:val="ru-RU"/>
+        </w:rPr>
+      </w:pPr>
+      <w:r>
+        <w:t>Введите название. При необходимости нажмите «Выбрать шаблон» под полем названия: доступны только активные шаблоны.</w:t>
+      </w:r>
+    </w:p>
+    <w:p>
+      <w:pPr>
+        <w:pStyle w:val="ListNumber"/>
+        <w:rPr>
+          <w:rFonts w:cs="Times New Roman"/>
+          <w:lang w:val="ru-RU"/>
+        </w:rPr>
+      </w:pPr>
+      <w:r>
+        <w:t>После выбора шаблона проверьте заполненные описание, организации и критерии. Поля «Доступно с» и «Доступно по» из шаблона не копируются и заполняются отдельно.</w:t>
+      </w:r>
+    </w:p>
+    <w:p>
+      <w:pPr>
+        <w:pStyle w:val="ListNumber"/>
+        <w:rPr>
+          <w:rFonts w:cs="Times New Roman"/>
+          <w:lang w:val="ru-RU"/>
+        </w:rPr>
+      </w:pPr>
+      <w:r>
+        <w:t>При необходимости скорректируйте выбранные организации.</w:t>
+      </w:r>
+    </w:p>
+    <w:p>
+      <w:pPr>
+        <w:pStyle w:val="ListNumber"/>
+        <w:rPr>
+          <w:rFonts w:cs="Times New Roman"/>
+          <w:lang w:val="ru-RU"/>
+        </w:rPr>
+      </w:pPr>
+      <w:r>
+        <w:t>Укажите «Доступно с» не позже текущей даты и «Доступно по» позже даты начала, проверьте критерии и нажмите «Сохранить».</w:t>
+      </w:r>
+    </w:p>
+    <w:p>
+      <w:pPr>
+        <w:keepNext/>
+        <w:spacing w:before="80"/>
+        <w:jc w:val="center"/>
+        <w:rPr>
+          <w:rFonts w:cs="Times New Roman"/>
+        </w:rPr>
+      </w:pPr>
+      <w:r>
+        <w:drawing>
+          <wp:inline xmlns:a="http://schemas.openxmlformats.org/drawingml/2006/main" xmlns:pic="http://schemas.openxmlformats.org/drawingml/2006/picture">
+            <wp:extent cx="5897880" cy="3421816"/>
+            <wp:docPr id="50" name="Picture 50"/>
+            <wp:cNvGraphicFramePr>
+              <a:graphicFrameLocks noChangeAspect="1"/>
+            </wp:cNvGraphicFramePr>
+            <a:graphic>
+              <a:graphicData uri="http://schemas.openxmlformats.org/drawingml/2006/picture">
+                <pic:pic>
+                  <pic:nvPicPr>
+                    <pic:cNvPr id="0" name="admin-survey-template-selection.png"/>
+                    <pic:cNvPicPr/>
+                  </pic:nvPicPr>
+                  <pic:blipFill>
+                    <a:blip r:embed="rId62"/>
+                    <a:stretch>
+                      <a:fillRect/>
+                    </a:stretch>
+                  </pic:blipFill>
+                  <pic:spPr>
+                    <a:xfrm>
+                      <a:off x="0" y="0"/>
+                      <a:ext cx="5897880" cy="3421816"/>
+                    </a:xfrm>
+                    <a:prstGeom prst="rect"/>
+                  </pic:spPr>
+                </pic:pic>
+              </a:graphicData>
+            </a:graphic>
+          </wp:inline>
+        </w:drawing>
+      </w:r>
+    </w:p>
+    <w:p>
+      <w:pPr>
+        <w:pStyle w:val="Caption"/>
+        <w:jc w:val="center"/>
+        <w:rPr>
+          <w:rFonts w:cs="Times New Roman"/>
+        </w:rPr>
+      </w:pPr>
+      <w:r>
+        <w:t>Рис. 11. Выбор шаблона при добавлении анкеты</w:t>
       </w:r>
     </w:p>
     <w:p>
@@ -1678,11 +1875,7 @@
         </w:rPr>
       </w:pPr>
       <w:r>
-        <w:rPr>
-          <w:rFonts w:cs="Times New Roman"/>
-          <w:lang w:val="ru-RU"/>
-        </w:rPr>
-        <w:t>Рис. 7. Выбор организаций и добавление критериев анкеты</w:t>
+        <w:t>Рис. 12. Выбор организаций и добавление критериев анкеты</w:t>
       </w:r>
     </w:p>
     <w:tbl>
@@ -1762,10 +1955,7 @@
         </w:rPr>
       </w:pPr>
       <w:r>
-        <w:rPr>
-          <w:rFonts w:ascii="Times New Roman" w:hAnsi="Times New Roman" w:cs="Times New Roman"/>
-        </w:rPr>
-        <w:t>4.4. Просмотр анкеты</w:t>
+        <w:t>5.4. Просмотр анкеты</w:t>
       </w:r>
     </w:p>
     <w:p>
@@ -1793,28 +1983,22 @@
         </w:rPr>
       </w:pPr>
       <w:r>
-        <w:rPr>
-          <w:rFonts w:cs="Times New Roman"/>
-          <w:noProof/>
-        </w:rPr>
-        <w:lastRenderedPageBreak/>
         <w:drawing>
-          <wp:inline distT="0" distB="0" distL="0" distR="0" wp14:anchorId="4EB77F56" wp14:editId="709CF06A">
-            <wp:extent cx="5777409" cy="4846320"/>
-            <wp:effectExtent l="0" t="0" r="0" b="0"/>
-            <wp:docPr id="8" name="Picture 8" descr="Организации и критерии в просмотре анкеты" title="Организации и критерии в просмотре анкеты"/>
+          <wp:inline xmlns:a="http://schemas.openxmlformats.org/drawingml/2006/main" xmlns:pic="http://schemas.openxmlformats.org/drawingml/2006/picture">
+            <wp:extent cx="4892040" cy="6307223"/>
+            <wp:docPr id="55" name="Picture 55"/>
             <wp:cNvGraphicFramePr>
-              <a:graphicFrameLocks xmlns:a="http://schemas.openxmlformats.org/drawingml/2006/main" noChangeAspect="1"/>
+              <a:graphicFrameLocks noChangeAspect="1"/>
             </wp:cNvGraphicFramePr>
-            <a:graphic xmlns:a="http://schemas.openxmlformats.org/drawingml/2006/main">
+            <a:graphic>
               <a:graphicData uri="http://schemas.openxmlformats.org/drawingml/2006/picture">
-                <pic:pic xmlns:pic="http://schemas.openxmlformats.org/drawingml/2006/picture">
+                <pic:pic>
                   <pic:nvPicPr>
-                    <pic:cNvPr id="0" name="17-survey-details.png"/>
+                    <pic:cNvPr id="0" name="admin-survey-view-current.png"/>
                     <pic:cNvPicPr/>
                   </pic:nvPicPr>
                   <pic:blipFill>
-                    <a:blip r:embed="rId14"/>
+                    <a:blip r:embed="rId67"/>
                     <a:stretch>
                       <a:fillRect/>
                     </a:stretch>
@@ -1822,11 +2006,9 @@
                   <pic:spPr>
                     <a:xfrm>
                       <a:off x="0" y="0"/>
-                      <a:ext cx="5777409" cy="4846320"/>
+                      <a:ext cx="4892040" cy="6307223"/>
                     </a:xfrm>
-                    <a:prstGeom prst="rect">
-                      <a:avLst/>
-                    </a:prstGeom>
+                    <a:prstGeom prst="rect"/>
                   </pic:spPr>
                 </pic:pic>
               </a:graphicData>
@@ -1844,11 +2026,7 @@
         </w:rPr>
       </w:pPr>
       <w:r>
-        <w:rPr>
-          <w:rFonts w:cs="Times New Roman"/>
-          <w:lang w:val="ru-RU"/>
-        </w:rPr>
-        <w:t>Рис. 8. Организации и критерии в просмотре анкеты</w:t>
+        <w:t>Рис. 13. Организации и критерии в просмотре анкеты</w:t>
       </w:r>
     </w:p>
     <w:p>
@@ -1859,10 +2037,7 @@
         </w:rPr>
       </w:pPr>
       <w:r>
-        <w:rPr>
-          <w:rFonts w:ascii="Times New Roman" w:hAnsi="Times New Roman" w:cs="Times New Roman"/>
-        </w:rPr>
-        <w:t>4.5. Редактирование анкеты</w:t>
+        <w:t>5.5. Редактирование анкеты</w:t>
       </w:r>
     </w:p>
     <w:p>
@@ -1921,28 +2096,22 @@
         </w:rPr>
       </w:pPr>
       <w:r>
-        <w:rPr>
-          <w:rFonts w:cs="Times New Roman"/>
-          <w:noProof/>
-        </w:rPr>
-        <w:lastRenderedPageBreak/>
         <w:drawing>
-          <wp:inline distT="0" distB="0" distL="0" distR="0" wp14:anchorId="4FBFFB1B" wp14:editId="13112A88">
-            <wp:extent cx="6144768" cy="3565054"/>
-            <wp:effectExtent l="0" t="0" r="0" b="0"/>
-            <wp:docPr id="9" name="Picture 9" descr="Редактирование базовой анкеты" title="Редактирование базовой анкеты"/>
+          <wp:inline xmlns:a="http://schemas.openxmlformats.org/drawingml/2006/main" xmlns:pic="http://schemas.openxmlformats.org/drawingml/2006/picture">
+            <wp:extent cx="4709160" cy="6071439"/>
+            <wp:docPr id="56" name="Picture 56"/>
             <wp:cNvGraphicFramePr>
-              <a:graphicFrameLocks xmlns:a="http://schemas.openxmlformats.org/drawingml/2006/main" noChangeAspect="1"/>
+              <a:graphicFrameLocks noChangeAspect="1"/>
             </wp:cNvGraphicFramePr>
-            <a:graphic xmlns:a="http://schemas.openxmlformats.org/drawingml/2006/main">
+            <a:graphic>
               <a:graphicData uri="http://schemas.openxmlformats.org/drawingml/2006/picture">
-                <pic:pic xmlns:pic="http://schemas.openxmlformats.org/drawingml/2006/picture">
+                <pic:pic>
                   <pic:nvPicPr>
-                    <pic:cNvPr id="0" name="19-edit-survey.png"/>
+                    <pic:cNvPr id="0" name="admin-survey-edit-current.png"/>
                     <pic:cNvPicPr/>
                   </pic:nvPicPr>
                   <pic:blipFill>
-                    <a:blip r:embed="rId15"/>
+                    <a:blip r:embed="rId68"/>
                     <a:stretch>
                       <a:fillRect/>
                     </a:stretch>
@@ -1950,11 +2119,9 @@
                   <pic:spPr>
                     <a:xfrm>
                       <a:off x="0" y="0"/>
-                      <a:ext cx="6144768" cy="3565054"/>
+                      <a:ext cx="4709160" cy="6071439"/>
                     </a:xfrm>
-                    <a:prstGeom prst="rect">
-                      <a:avLst/>
-                    </a:prstGeom>
+                    <a:prstGeom prst="rect"/>
                   </pic:spPr>
                 </pic:pic>
               </a:graphicData>
@@ -1971,10 +2138,7 @@
         </w:rPr>
       </w:pPr>
       <w:r>
-        <w:rPr>
-          <w:rFonts w:cs="Times New Roman"/>
-        </w:rPr>
-        <w:t>Рис. 9. Редактирование базовой анкеты</w:t>
+        <w:t>Рис. 14. Редактирование базовой анкеты</w:t>
       </w:r>
     </w:p>
     <w:tbl>
@@ -2056,10 +2220,7 @@
         </w:rPr>
       </w:pPr>
       <w:r>
-        <w:rPr>
-          <w:rFonts w:ascii="Times New Roman" w:hAnsi="Times New Roman" w:cs="Times New Roman"/>
-        </w:rPr>
-        <w:t>4.6. Копирование анкеты</w:t>
+        <w:t>5.6. Копирование анкеты</w:t>
       </w:r>
     </w:p>
     <w:p>
@@ -2135,28 +2296,22 @@
         </w:rPr>
       </w:pPr>
       <w:r>
-        <w:rPr>
-          <w:rFonts w:cs="Times New Roman"/>
-          <w:noProof/>
-        </w:rPr>
-        <w:lastRenderedPageBreak/>
         <w:drawing>
-          <wp:inline distT="0" distB="0" distL="0" distR="0" wp14:anchorId="14995037" wp14:editId="58A71948">
-            <wp:extent cx="5061378" cy="4846320"/>
-            <wp:effectExtent l="0" t="0" r="0" b="0"/>
-            <wp:docPr id="10" name="Picture 10" descr="Основные поля модального окна копирования" title="Основные поля модального окна копирования"/>
+          <wp:inline xmlns:a="http://schemas.openxmlformats.org/drawingml/2006/main" xmlns:pic="http://schemas.openxmlformats.org/drawingml/2006/picture">
+            <wp:extent cx="4709160" cy="6071439"/>
+            <wp:docPr id="57" name="Picture 57"/>
             <wp:cNvGraphicFramePr>
-              <a:graphicFrameLocks xmlns:a="http://schemas.openxmlformats.org/drawingml/2006/main" noChangeAspect="1"/>
+              <a:graphicFrameLocks noChangeAspect="1"/>
             </wp:cNvGraphicFramePr>
-            <a:graphic xmlns:a="http://schemas.openxmlformats.org/drawingml/2006/main">
+            <a:graphic>
               <a:graphicData uri="http://schemas.openxmlformats.org/drawingml/2006/picture">
-                <pic:pic xmlns:pic="http://schemas.openxmlformats.org/drawingml/2006/picture">
+                <pic:pic>
                   <pic:nvPicPr>
-                    <pic:cNvPr id="0" name="20-copy-survey.png"/>
+                    <pic:cNvPr id="0" name="admin-survey-copy-current.png"/>
                     <pic:cNvPicPr/>
                   </pic:nvPicPr>
                   <pic:blipFill>
-                    <a:blip r:embed="rId16"/>
+                    <a:blip r:embed="rId69"/>
                     <a:stretch>
                       <a:fillRect/>
                     </a:stretch>
@@ -2164,11 +2319,9 @@
                   <pic:spPr>
                     <a:xfrm>
                       <a:off x="0" y="0"/>
-                      <a:ext cx="5061378" cy="4846320"/>
+                      <a:ext cx="4709160" cy="6071439"/>
                     </a:xfrm>
-                    <a:prstGeom prst="rect">
-                      <a:avLst/>
-                    </a:prstGeom>
+                    <a:prstGeom prst="rect"/>
                   </pic:spPr>
                 </pic:pic>
               </a:graphicData>
@@ -2186,11 +2339,7 @@
         </w:rPr>
       </w:pPr>
       <w:r>
-        <w:rPr>
-          <w:rFonts w:cs="Times New Roman"/>
-          <w:lang w:val="ru-RU"/>
-        </w:rPr>
-        <w:t>Рис. 10. Основные поля модального окна копирования</w:t>
+        <w:t>Рис. 15. Основные поля модального окна копирования</w:t>
       </w:r>
     </w:p>
     <w:p>
@@ -2203,28 +2352,22 @@
         </w:rPr>
       </w:pPr>
       <w:r>
-        <w:rPr>
-          <w:rFonts w:cs="Times New Roman"/>
-          <w:noProof/>
-        </w:rPr>
-        <w:lastRenderedPageBreak/>
         <w:drawing>
-          <wp:inline distT="0" distB="0" distL="0" distR="0" wp14:anchorId="1D81CE0D" wp14:editId="17CA9BF9">
-            <wp:extent cx="5061378" cy="4846320"/>
-            <wp:effectExtent l="0" t="0" r="0" b="0"/>
-            <wp:docPr id="11" name="Picture 11" descr="Критерии и действия в модальном окне копирования" title="Критерии и действия в модальном окне копирования"/>
+          <wp:inline xmlns:a="http://schemas.openxmlformats.org/drawingml/2006/main" xmlns:pic="http://schemas.openxmlformats.org/drawingml/2006/picture">
+            <wp:extent cx="5715000" cy="3776229"/>
+            <wp:docPr id="58" name="Picture 58"/>
             <wp:cNvGraphicFramePr>
-              <a:graphicFrameLocks xmlns:a="http://schemas.openxmlformats.org/drawingml/2006/main" noChangeAspect="1"/>
+              <a:graphicFrameLocks noChangeAspect="1"/>
             </wp:cNvGraphicFramePr>
-            <a:graphic xmlns:a="http://schemas.openxmlformats.org/drawingml/2006/main">
+            <a:graphic>
               <a:graphicData uri="http://schemas.openxmlformats.org/drawingml/2006/picture">
-                <pic:pic xmlns:pic="http://schemas.openxmlformats.org/drawingml/2006/picture">
+                <pic:pic>
                   <pic:nvPicPr>
-                    <pic:cNvPr id="0" name="20b-copy-survey-details.png"/>
+                    <pic:cNvPr id="0" name="admin-survey-copy-criteria-current.png"/>
                     <pic:cNvPicPr/>
                   </pic:nvPicPr>
                   <pic:blipFill>
-                    <a:blip r:embed="rId17"/>
+                    <a:blip r:embed="rId70"/>
                     <a:stretch>
                       <a:fillRect/>
                     </a:stretch>
@@ -2232,11 +2375,9 @@
                   <pic:spPr>
                     <a:xfrm>
                       <a:off x="0" y="0"/>
-                      <a:ext cx="5061378" cy="4846320"/>
+                      <a:ext cx="5715000" cy="3776229"/>
                     </a:xfrm>
-                    <a:prstGeom prst="rect">
-                      <a:avLst/>
-                    </a:prstGeom>
+                    <a:prstGeom prst="rect"/>
                   </pic:spPr>
                 </pic:pic>
               </a:graphicData>
@@ -2254,11 +2395,7 @@
         </w:rPr>
       </w:pPr>
       <w:r>
-        <w:rPr>
-          <w:rFonts w:cs="Times New Roman"/>
-          <w:lang w:val="ru-RU"/>
-        </w:rPr>
-        <w:t>Рис. 11. Критерии и действия в модальном окне копирования</w:t>
+        <w:t>Рис. 16. Критерии и действия в модальном окне копирования</w:t>
       </w:r>
     </w:p>
     <w:p>
@@ -2269,10 +2406,7 @@
         </w:rPr>
       </w:pPr>
       <w:r>
-        <w:rPr>
-          <w:rFonts w:ascii="Times New Roman" w:hAnsi="Times New Roman" w:cs="Times New Roman"/>
-        </w:rPr>
-        <w:t>4.7. Продление доступа</w:t>
+        <w:t>5.7. Продление доступа</w:t>
       </w:r>
     </w:p>
     <w:p>
@@ -2333,28 +2467,22 @@
         </w:rPr>
       </w:pPr>
       <w:r>
-        <w:rPr>
-          <w:rFonts w:cs="Times New Roman"/>
-          <w:noProof/>
-        </w:rPr>
-        <w:lastRenderedPageBreak/>
         <w:drawing>
-          <wp:inline distT="0" distB="0" distL="0" distR="0" wp14:anchorId="52CE4B5D" wp14:editId="4F2E198F">
-            <wp:extent cx="6144768" cy="3565054"/>
-            <wp:effectExtent l="0" t="0" r="0" b="0"/>
-            <wp:docPr id="12" name="Picture 12" descr="Продление доступа к анкете для организаций" title="Продление доступа к анкете для организаций"/>
+          <wp:inline xmlns:a="http://schemas.openxmlformats.org/drawingml/2006/main" xmlns:pic="http://schemas.openxmlformats.org/drawingml/2006/picture">
+            <wp:extent cx="5760720" cy="4177799"/>
+            <wp:docPr id="59" name="Picture 59"/>
             <wp:cNvGraphicFramePr>
-              <a:graphicFrameLocks xmlns:a="http://schemas.openxmlformats.org/drawingml/2006/main" noChangeAspect="1"/>
+              <a:graphicFrameLocks noChangeAspect="1"/>
             </wp:cNvGraphicFramePr>
-            <a:graphic xmlns:a="http://schemas.openxmlformats.org/drawingml/2006/main">
+            <a:graphic>
               <a:graphicData uri="http://schemas.openxmlformats.org/drawingml/2006/picture">
-                <pic:pic xmlns:pic="http://schemas.openxmlformats.org/drawingml/2006/picture">
+                <pic:pic>
                   <pic:nvPicPr>
-                    <pic:cNvPr id="0" name="22-extend-survey.png"/>
+                    <pic:cNvPr id="0" name="admin-survey-extension-current.png"/>
                     <pic:cNvPicPr/>
                   </pic:nvPicPr>
                   <pic:blipFill>
-                    <a:blip r:embed="rId18"/>
+                    <a:blip r:embed="rId71"/>
                     <a:stretch>
                       <a:fillRect/>
                     </a:stretch>
@@ -2362,11 +2490,9 @@
                   <pic:spPr>
                     <a:xfrm>
                       <a:off x="0" y="0"/>
-                      <a:ext cx="6144768" cy="3565054"/>
+                      <a:ext cx="5760720" cy="4177799"/>
                     </a:xfrm>
-                    <a:prstGeom prst="rect">
-                      <a:avLst/>
-                    </a:prstGeom>
+                    <a:prstGeom prst="rect"/>
                   </pic:spPr>
                 </pic:pic>
               </a:graphicData>
@@ -2384,11 +2510,7 @@
         </w:rPr>
       </w:pPr>
       <w:r>
-        <w:rPr>
-          <w:rFonts w:cs="Times New Roman"/>
-          <w:lang w:val="ru-RU"/>
-        </w:rPr>
-        <w:t>Рис. 12. Продление доступа к анкете для организаций</w:t>
+        <w:t>Рис. 17. Продление доступа к анкете для организаций</w:t>
       </w:r>
     </w:p>
     <w:p>
@@ -2416,28 +2538,22 @@
         </w:rPr>
       </w:pPr>
       <w:r>
-        <w:rPr>
-          <w:rFonts w:cs="Times New Roman"/>
-          <w:noProof/>
-        </w:rPr>
-        <w:lastRenderedPageBreak/>
         <w:drawing>
-          <wp:inline distT="0" distB="0" distL="0" distR="0" wp14:anchorId="36975692" wp14:editId="66E0EDC9">
-            <wp:extent cx="5777409" cy="4846320"/>
-            <wp:effectExtent l="0" t="0" r="0" b="0"/>
-            <wp:docPr id="13" name="Picture 13" descr="Просмотр индивидуального продления" title="Просмотр индивидуального продления"/>
+          <wp:inline xmlns:a="http://schemas.openxmlformats.org/drawingml/2006/main" xmlns:pic="http://schemas.openxmlformats.org/drawingml/2006/picture">
+            <wp:extent cx="4892040" cy="5518820"/>
+            <wp:docPr id="62" name="Picture 62"/>
             <wp:cNvGraphicFramePr>
-              <a:graphicFrameLocks xmlns:a="http://schemas.openxmlformats.org/drawingml/2006/main" noChangeAspect="1"/>
+              <a:graphicFrameLocks noChangeAspect="1"/>
             </wp:cNvGraphicFramePr>
-            <a:graphic xmlns:a="http://schemas.openxmlformats.org/drawingml/2006/main">
+            <a:graphic>
               <a:graphicData uri="http://schemas.openxmlformats.org/drawingml/2006/picture">
-                <pic:pic xmlns:pic="http://schemas.openxmlformats.org/drawingml/2006/picture">
+                <pic:pic>
                   <pic:nvPicPr>
-                    <pic:cNvPr id="0" name="40-extension-details.png"/>
+                    <pic:cNvPr id="0" name="admin-survey-extension-view-current.png"/>
                     <pic:cNvPicPr/>
                   </pic:nvPicPr>
                   <pic:blipFill>
-                    <a:blip r:embed="rId19"/>
+                    <a:blip r:embed="rId76"/>
                     <a:stretch>
                       <a:fillRect/>
                     </a:stretch>
@@ -2445,11 +2561,9 @@
                   <pic:spPr>
                     <a:xfrm>
                       <a:off x="0" y="0"/>
-                      <a:ext cx="5777409" cy="4846320"/>
+                      <a:ext cx="4892040" cy="5518820"/>
                     </a:xfrm>
-                    <a:prstGeom prst="rect">
-                      <a:avLst/>
-                    </a:prstGeom>
+                    <a:prstGeom prst="rect"/>
                   </pic:spPr>
                 </pic:pic>
               </a:graphicData>
@@ -2466,10 +2580,7 @@
         </w:rPr>
       </w:pPr>
       <w:r>
-        <w:rPr>
-          <w:rFonts w:cs="Times New Roman"/>
-        </w:rPr>
-        <w:t>Рис. 13. Просмотр индивидуального продления</w:t>
+        <w:t>Рис. 18. Просмотр индивидуального продления</w:t>
       </w:r>
     </w:p>
     <w:tbl>
@@ -2552,11 +2663,7 @@
         </w:rPr>
       </w:pPr>
       <w:r>
-        <w:rPr>
-          <w:rFonts w:ascii="Times New Roman" w:hAnsi="Times New Roman" w:cs="Times New Roman"/>
-          <w:lang w:val="ru-RU"/>
-        </w:rPr>
-        <w:t>4.8. Массовое изменение периода</w:t>
+        <w:t>5.8. Массовое изменение периода</w:t>
       </w:r>
     </w:p>
     <w:p>
@@ -2584,28 +2691,22 @@
         </w:rPr>
       </w:pPr>
       <w:r>
-        <w:rPr>
-          <w:rFonts w:cs="Times New Roman"/>
-          <w:noProof/>
-        </w:rPr>
-        <w:lastRenderedPageBreak/>
         <w:drawing>
-          <wp:inline distT="0" distB="0" distL="0" distR="0" wp14:anchorId="5E0F348D" wp14:editId="085FDAB8">
-            <wp:extent cx="6144768" cy="3565054"/>
-            <wp:effectExtent l="0" t="0" r="0" b="0"/>
-            <wp:docPr id="14" name="Picture 14" descr="Выбор общего периода работы активных анкет" title="Выбор общего периода работы активных анкет"/>
+          <wp:inline xmlns:a="http://schemas.openxmlformats.org/drawingml/2006/main" xmlns:pic="http://schemas.openxmlformats.org/drawingml/2006/picture">
+            <wp:extent cx="5760720" cy="4177799"/>
+            <wp:docPr id="60" name="Picture 60"/>
             <wp:cNvGraphicFramePr>
-              <a:graphicFrameLocks xmlns:a="http://schemas.openxmlformats.org/drawingml/2006/main" noChangeAspect="1"/>
+              <a:graphicFrameLocks noChangeAspect="1"/>
             </wp:cNvGraphicFramePr>
-            <a:graphic xmlns:a="http://schemas.openxmlformats.org/drawingml/2006/main">
+            <a:graphic>
               <a:graphicData uri="http://schemas.openxmlformats.org/drawingml/2006/picture">
-                <pic:pic xmlns:pic="http://schemas.openxmlformats.org/drawingml/2006/picture">
+                <pic:pic>
                   <pic:nvPicPr>
-                    <pic:cNvPr id="0" name="23-work-period.png"/>
+                    <pic:cNvPr id="0" name="admin-survey-work-period-current.png"/>
                     <pic:cNvPicPr/>
                   </pic:nvPicPr>
                   <pic:blipFill>
-                    <a:blip r:embed="rId20"/>
+                    <a:blip r:embed="rId72"/>
                     <a:stretch>
                       <a:fillRect/>
                     </a:stretch>
@@ -2613,11 +2714,9 @@
                   <pic:spPr>
                     <a:xfrm>
                       <a:off x="0" y="0"/>
-                      <a:ext cx="6144768" cy="3565054"/>
+                      <a:ext cx="5760720" cy="4177799"/>
                     </a:xfrm>
-                    <a:prstGeom prst="rect">
-                      <a:avLst/>
-                    </a:prstGeom>
+                    <a:prstGeom prst="rect"/>
                   </pic:spPr>
                 </pic:pic>
               </a:graphicData>
@@ -2635,11 +2734,7 @@
         </w:rPr>
       </w:pPr>
       <w:r>
-        <w:rPr>
-          <w:rFonts w:cs="Times New Roman"/>
-          <w:lang w:val="ru-RU"/>
-        </w:rPr>
-        <w:t>Рис. 14. Выбор общего периода работы активных анкет</w:t>
+        <w:t>Рис. 19. Выбор общего периода работы активных анкет</w:t>
       </w:r>
     </w:p>
     <w:p>
@@ -2651,11 +2746,7 @@
         </w:rPr>
       </w:pPr>
       <w:r>
-        <w:rPr>
-          <w:rFonts w:ascii="Times New Roman" w:hAnsi="Times New Roman" w:cs="Times New Roman"/>
-          <w:lang w:val="ru-RU"/>
-        </w:rPr>
-        <w:t>4.9. Проверка прохождения</w:t>
+        <w:t>5.9. Проверка прохождения</w:t>
       </w:r>
     </w:p>
     <w:p>
@@ -2734,11 +2825,7 @@
         </w:rPr>
       </w:pPr>
       <w:r>
-        <w:rPr>
-          <w:rFonts w:cs="Times New Roman"/>
-          <w:lang w:val="ru-RU"/>
-        </w:rPr>
-        <w:t>Рис. 15. Модальное окно проверки прохождения анкеты</w:t>
+        <w:t>Рис. 20. Модальное окно проверки прохождения анкеты</w:t>
       </w:r>
     </w:p>
     <w:p>
@@ -2749,10 +2836,7 @@
         </w:rPr>
       </w:pPr>
       <w:r>
-        <w:rPr>
-          <w:rFonts w:ascii="Times New Roman" w:hAnsi="Times New Roman" w:cs="Times New Roman"/>
-        </w:rPr>
-        <w:t>4.10. Удаление анкеты</w:t>
+        <w:t>5.10. Удаление анкеты</w:t>
       </w:r>
     </w:p>
     <w:p>
@@ -2863,10 +2947,7 @@
         </w:rPr>
       </w:pPr>
       <w:r>
-        <w:rPr>
-          <w:rFonts w:cs="Times New Roman"/>
-        </w:rPr>
-        <w:t>Рис. 16. Подтверждение удаления анкеты</w:t>
+        <w:t>Рис. 21. Подтверждение удаления анкеты</w:t>
       </w:r>
     </w:p>
     <w:tbl>
@@ -2949,11 +3030,7 @@
         </w:rPr>
       </w:pPr>
       <w:r>
-        <w:rPr>
-          <w:rFonts w:ascii="Times New Roman" w:hAnsi="Times New Roman" w:cs="Times New Roman"/>
-          <w:lang w:val="ru-RU"/>
-        </w:rPr>
-        <w:t>4.11. Архив анкет</w:t>
+        <w:t>5.11. Архив анкет</w:t>
       </w:r>
     </w:p>
     <w:p>
@@ -2981,28 +3058,22 @@
         </w:rPr>
       </w:pPr>
       <w:r>
-        <w:rPr>
-          <w:rFonts w:cs="Times New Roman"/>
-          <w:noProof/>
-        </w:rPr>
-        <w:lastRenderedPageBreak/>
         <w:drawing>
-          <wp:inline distT="0" distB="0" distL="0" distR="0" wp14:anchorId="4BA20E3E" wp14:editId="230947DA">
-            <wp:extent cx="6144768" cy="3565054"/>
-            <wp:effectExtent l="0" t="0" r="0" b="0"/>
-            <wp:docPr id="17" name="Picture 17" descr="Архивные анкеты" title="Архивные анкеты"/>
+          <wp:inline xmlns:a="http://schemas.openxmlformats.org/drawingml/2006/main" xmlns:pic="http://schemas.openxmlformats.org/drawingml/2006/picture">
+            <wp:extent cx="5897880" cy="3421816"/>
+            <wp:docPr id="61" name="Picture 61"/>
             <wp:cNvGraphicFramePr>
-              <a:graphicFrameLocks xmlns:a="http://schemas.openxmlformats.org/drawingml/2006/main" noChangeAspect="1"/>
+              <a:graphicFrameLocks noChangeAspect="1"/>
             </wp:cNvGraphicFramePr>
-            <a:graphic xmlns:a="http://schemas.openxmlformats.org/drawingml/2006/main">
+            <a:graphic>
               <a:graphicData uri="http://schemas.openxmlformats.org/drawingml/2006/picture">
-                <pic:pic xmlns:pic="http://schemas.openxmlformats.org/drawingml/2006/picture">
+                <pic:pic>
                   <pic:nvPicPr>
-                    <pic:cNvPr id="0" name="04-archived-surveys.png"/>
+                    <pic:cNvPr id="0" name="admin-surveys-archive-current.png"/>
                     <pic:cNvPicPr/>
                   </pic:nvPicPr>
                   <pic:blipFill>
-                    <a:blip r:embed="rId23"/>
+                    <a:blip r:embed="rId73"/>
                     <a:stretch>
                       <a:fillRect/>
                     </a:stretch>
@@ -3010,11 +3081,9 @@
                   <pic:spPr>
                     <a:xfrm>
                       <a:off x="0" y="0"/>
-                      <a:ext cx="6144768" cy="3565054"/>
+                      <a:ext cx="5897880" cy="3421816"/>
                     </a:xfrm>
-                    <a:prstGeom prst="rect">
-                      <a:avLst/>
-                    </a:prstGeom>
+                    <a:prstGeom prst="rect"/>
                   </pic:spPr>
                 </pic:pic>
               </a:graphicData>
@@ -3032,11 +3101,7 @@
         </w:rPr>
       </w:pPr>
       <w:r>
-        <w:rPr>
-          <w:rFonts w:cs="Times New Roman"/>
-          <w:lang w:val="ru-RU"/>
-        </w:rPr>
-        <w:t>Рис. 17. Архивные анкеты</w:t>
+        <w:t>Рис. 22. Архивные анкеты</w:t>
       </w:r>
     </w:p>
     <w:p>
@@ -3113,11 +3178,7 @@
         </w:rPr>
       </w:pPr>
       <w:r>
-        <w:rPr>
-          <w:rFonts w:cs="Times New Roman"/>
-          <w:lang w:val="ru-RU"/>
-        </w:rPr>
-        <w:t>Рис. 18. Фильтр архива анкет по периоду</w:t>
+        <w:t>Рис. 23. Фильтр архива анкет по периоду</w:t>
       </w:r>
     </w:p>
     <w:p>
@@ -3129,28 +3190,19 @@
         </w:rPr>
       </w:pPr>
       <w:r>
+        <w:t>6. Журнал ответов</w:t>
+      </w:r>
+    </w:p>
+    <w:p>
+      <w:pPr>
+        <w:pStyle w:val="Heading2"/>
         <w:rPr>
           <w:rFonts w:ascii="Times New Roman" w:hAnsi="Times New Roman" w:cs="Times New Roman"/>
           <w:lang w:val="ru-RU"/>
         </w:rPr>
-        <w:lastRenderedPageBreak/>
-        <w:t>5. Журнал ответов</w:t>
-      </w:r>
-    </w:p>
-    <w:p>
-      <w:pPr>
-        <w:pStyle w:val="Heading2"/>
-        <w:rPr>
-          <w:rFonts w:ascii="Times New Roman" w:hAnsi="Times New Roman" w:cs="Times New Roman"/>
-          <w:lang w:val="ru-RU"/>
-        </w:rPr>
-      </w:pPr>
-      <w:r>
-        <w:rPr>
-          <w:rFonts w:ascii="Times New Roman" w:hAnsi="Times New Roman" w:cs="Times New Roman"/>
-          <w:lang w:val="ru-RU"/>
-        </w:rPr>
-        <w:t>5.1. Список и фильтрация</w:t>
+      </w:pPr>
+      <w:r>
+        <w:t>6.1. Список и фильтрация</w:t>
       </w:r>
     </w:p>
     <w:p>
@@ -3227,11 +3279,7 @@
         </w:rPr>
       </w:pPr>
       <w:r>
-        <w:rPr>
-          <w:rFonts w:cs="Times New Roman"/>
-          <w:lang w:val="ru-RU"/>
-        </w:rPr>
-        <w:t>Рис. 19. Журнал ответов</w:t>
+        <w:t>Рис. 24. Журнал ответов</w:t>
       </w:r>
     </w:p>
     <w:p>
@@ -3243,11 +3291,7 @@
         </w:rPr>
       </w:pPr>
       <w:r>
-        <w:rPr>
-          <w:rFonts w:ascii="Times New Roman" w:hAnsi="Times New Roman" w:cs="Times New Roman"/>
-          <w:lang w:val="ru-RU"/>
-        </w:rPr>
-        <w:t>5.2. Просмотр и выгрузка</w:t>
+        <w:t>6.2. Просмотр и выгрузка</w:t>
       </w:r>
     </w:p>
     <w:p>
@@ -3326,11 +3370,7 @@
         </w:rPr>
       </w:pPr>
       <w:r>
-        <w:rPr>
-          <w:rFonts w:cs="Times New Roman"/>
-          <w:lang w:val="ru-RU"/>
-        </w:rPr>
-        <w:t>Рис. 20. Подпись и ответы в окне просмотра</w:t>
+        <w:t>Рис. 25. Подпись и ответы в окне просмотра</w:t>
       </w:r>
     </w:p>
     <w:p>
@@ -3342,11 +3382,7 @@
         </w:rPr>
       </w:pPr>
       <w:r>
-        <w:rPr>
-          <w:rFonts w:ascii="Times New Roman" w:hAnsi="Times New Roman" w:cs="Times New Roman"/>
-          <w:lang w:val="ru-RU"/>
-        </w:rPr>
-        <w:t>5.3. Удаление ответа</w:t>
+        <w:t>6.3. Удаление ответа</w:t>
       </w:r>
     </w:p>
     <w:p>
@@ -3425,11 +3461,7 @@
         </w:rPr>
       </w:pPr>
       <w:r>
-        <w:rPr>
-          <w:rFonts w:cs="Times New Roman"/>
-          <w:lang w:val="ru-RU"/>
-        </w:rPr>
-        <w:t>Рис. 21. Подтверждение удаления ответа</w:t>
+        <w:t>Рис. 26. Подтверждение удаления ответа</w:t>
       </w:r>
     </w:p>
     <w:p>
@@ -3441,28 +3473,19 @@
         </w:rPr>
       </w:pPr>
       <w:r>
+        <w:t>7. Пользователи</w:t>
+      </w:r>
+    </w:p>
+    <w:p>
+      <w:pPr>
+        <w:pStyle w:val="Heading2"/>
         <w:rPr>
           <w:rFonts w:ascii="Times New Roman" w:hAnsi="Times New Roman" w:cs="Times New Roman"/>
           <w:lang w:val="ru-RU"/>
         </w:rPr>
-        <w:lastRenderedPageBreak/>
-        <w:t>6. Пользователи</w:t>
-      </w:r>
-    </w:p>
-    <w:p>
-      <w:pPr>
-        <w:pStyle w:val="Heading2"/>
-        <w:rPr>
-          <w:rFonts w:ascii="Times New Roman" w:hAnsi="Times New Roman" w:cs="Times New Roman"/>
-          <w:lang w:val="ru-RU"/>
-        </w:rPr>
-      </w:pPr>
-      <w:r>
-        <w:rPr>
-          <w:rFonts w:ascii="Times New Roman" w:hAnsi="Times New Roman" w:cs="Times New Roman"/>
-          <w:lang w:val="ru-RU"/>
-        </w:rPr>
-        <w:t>6.1. Список пользователей</w:t>
+      </w:pPr>
+      <w:r>
+        <w:t>7.1. Список пользователей</w:t>
       </w:r>
     </w:p>
     <w:p>
@@ -3540,11 +3563,7 @@
         </w:rPr>
       </w:pPr>
       <w:r>
-        <w:rPr>
-          <w:rFonts w:cs="Times New Roman"/>
-          <w:lang w:val="ru-RU"/>
-        </w:rPr>
-        <w:t>Рис. 22. Список активных пользователей</w:t>
+        <w:t>Рис. 27. Список активных пользователей</w:t>
       </w:r>
     </w:p>
     <w:p>
@@ -3556,11 +3575,7 @@
         </w:rPr>
       </w:pPr>
       <w:r>
-        <w:rPr>
-          <w:rFonts w:ascii="Times New Roman" w:hAnsi="Times New Roman" w:cs="Times New Roman"/>
-          <w:lang w:val="ru-RU"/>
-        </w:rPr>
-        <w:t>6.2. Добавление пользователя</w:t>
+        <w:t>7.2. Добавление пользователя</w:t>
       </w:r>
     </w:p>
     <w:p>
@@ -3701,10 +3716,7 @@
         </w:rPr>
       </w:pPr>
       <w:r>
-        <w:rPr>
-          <w:rFonts w:cs="Times New Roman"/>
-        </w:rPr>
-        <w:t>Рис. 23. Основные поля нового пользователя</w:t>
+        <w:t>Рис. 28. Основные поля нового пользователя</w:t>
       </w:r>
     </w:p>
     <w:p>
@@ -3767,11 +3779,7 @@
         </w:rPr>
       </w:pPr>
       <w:r>
-        <w:rPr>
-          <w:rFonts w:cs="Times New Roman"/>
-          <w:lang w:val="ru-RU"/>
-        </w:rPr>
-        <w:t>Рис. 24. Организация, роль и период пользователя</w:t>
+        <w:t>Рис. 29. Организация, роль и период пользователя</w:t>
       </w:r>
     </w:p>
     <w:tbl>
@@ -3854,11 +3862,7 @@
         </w:rPr>
       </w:pPr>
       <w:r>
-        <w:rPr>
-          <w:rFonts w:ascii="Times New Roman" w:hAnsi="Times New Roman" w:cs="Times New Roman"/>
-          <w:lang w:val="ru-RU"/>
-        </w:rPr>
-        <w:t>6.3. Редактирование пользователя</w:t>
+        <w:t>7.3. Редактирование пользователя</w:t>
       </w:r>
     </w:p>
     <w:p>
@@ -3936,11 +3940,7 @@
         </w:rPr>
       </w:pPr>
       <w:r>
-        <w:rPr>
-          <w:rFonts w:cs="Times New Roman"/>
-          <w:lang w:val="ru-RU"/>
-        </w:rPr>
-        <w:t>Рис. 25. Редактирование пользователя</w:t>
+        <w:t>Рис. 30. Редактирование пользователя</w:t>
       </w:r>
     </w:p>
     <w:p>
@@ -3952,11 +3952,7 @@
         </w:rPr>
       </w:pPr>
       <w:r>
-        <w:rPr>
-          <w:rFonts w:ascii="Times New Roman" w:hAnsi="Times New Roman" w:cs="Times New Roman"/>
-          <w:lang w:val="ru-RU"/>
-        </w:rPr>
-        <w:t>6.4. Удаление пользователя</w:t>
+        <w:t>7.4. Удаление пользователя</w:t>
       </w:r>
     </w:p>
     <w:p>
@@ -4034,11 +4030,7 @@
         </w:rPr>
       </w:pPr>
       <w:r>
-        <w:rPr>
-          <w:rFonts w:cs="Times New Roman"/>
-          <w:lang w:val="ru-RU"/>
-        </w:rPr>
-        <w:t>Рис. 26. Подтверждение удаления пользователя</w:t>
+        <w:t>Рис. 31. Подтверждение удаления пользователя</w:t>
       </w:r>
     </w:p>
     <w:p>
@@ -4050,12 +4042,7 @@
         </w:rPr>
       </w:pPr>
       <w:r>
-        <w:rPr>
-          <w:rFonts w:ascii="Times New Roman" w:hAnsi="Times New Roman" w:cs="Times New Roman"/>
-          <w:lang w:val="ru-RU"/>
-        </w:rPr>
-        <w:lastRenderedPageBreak/>
-        <w:t>6.5. Архивные пользователи</w:t>
+        <w:t>7.5. Архивные пользователи</w:t>
       </w:r>
     </w:p>
     <w:p>
@@ -4132,11 +4119,7 @@
         </w:rPr>
       </w:pPr>
       <w:r>
-        <w:rPr>
-          <w:rFonts w:cs="Times New Roman"/>
-          <w:lang w:val="ru-RU"/>
-        </w:rPr>
-        <w:t>Рис. 27. Архивные пользователи</w:t>
+        <w:t>Рис. 32. Архивные пользователи</w:t>
       </w:r>
     </w:p>
     <w:p>
@@ -4148,28 +4131,19 @@
         </w:rPr>
       </w:pPr>
       <w:r>
+        <w:t>8. Организации</w:t>
+      </w:r>
+    </w:p>
+    <w:p>
+      <w:pPr>
+        <w:pStyle w:val="Heading2"/>
         <w:rPr>
           <w:rFonts w:ascii="Times New Roman" w:hAnsi="Times New Roman" w:cs="Times New Roman"/>
           <w:lang w:val="ru-RU"/>
         </w:rPr>
-        <w:lastRenderedPageBreak/>
-        <w:t>7. Организации</w:t>
-      </w:r>
-    </w:p>
-    <w:p>
-      <w:pPr>
-        <w:pStyle w:val="Heading2"/>
-        <w:rPr>
-          <w:rFonts w:ascii="Times New Roman" w:hAnsi="Times New Roman" w:cs="Times New Roman"/>
-          <w:lang w:val="ru-RU"/>
-        </w:rPr>
-      </w:pPr>
-      <w:r>
-        <w:rPr>
-          <w:rFonts w:ascii="Times New Roman" w:hAnsi="Times New Roman" w:cs="Times New Roman"/>
-          <w:lang w:val="ru-RU"/>
-        </w:rPr>
-        <w:t>7.1. Список организаций</w:t>
+      </w:pPr>
+      <w:r>
+        <w:t>8.1. Список организаций</w:t>
       </w:r>
     </w:p>
     <w:p>
@@ -4247,11 +4221,7 @@
         </w:rPr>
       </w:pPr>
       <w:r>
-        <w:rPr>
-          <w:rFonts w:cs="Times New Roman"/>
-          <w:lang w:val="ru-RU"/>
-        </w:rPr>
-        <w:t>Рис. 28. Список активных организаций</w:t>
+        <w:t>Рис. 33. Список активных организаций</w:t>
       </w:r>
     </w:p>
     <w:p>
@@ -4263,11 +4233,7 @@
         </w:rPr>
       </w:pPr>
       <w:r>
-        <w:rPr>
-          <w:rFonts w:ascii="Times New Roman" w:hAnsi="Times New Roman" w:cs="Times New Roman"/>
-          <w:lang w:val="ru-RU"/>
-        </w:rPr>
-        <w:t>7.2. Добавление организации</w:t>
+        <w:t>8.2. Добавление организации</w:t>
       </w:r>
     </w:p>
     <w:p>
@@ -4393,11 +4359,7 @@
         </w:rPr>
       </w:pPr>
       <w:r>
-        <w:rPr>
-          <w:rFonts w:cs="Times New Roman"/>
-          <w:lang w:val="ru-RU"/>
-        </w:rPr>
-        <w:t>Рис. 29. Добавление организации</w:t>
+        <w:t>Рис. 34. Добавление организации</w:t>
       </w:r>
     </w:p>
     <w:p>
@@ -4409,11 +4371,7 @@
         </w:rPr>
       </w:pPr>
       <w:r>
-        <w:rPr>
-          <w:rFonts w:ascii="Times New Roman" w:hAnsi="Times New Roman" w:cs="Times New Roman"/>
-          <w:lang w:val="ru-RU"/>
-        </w:rPr>
-        <w:t>7.3. Редактирование организации</w:t>
+        <w:t>8.3. Редактирование организации</w:t>
       </w:r>
     </w:p>
     <w:p>
@@ -4491,11 +4449,7 @@
         </w:rPr>
       </w:pPr>
       <w:r>
-        <w:rPr>
-          <w:rFonts w:cs="Times New Roman"/>
-          <w:lang w:val="ru-RU"/>
-        </w:rPr>
-        <w:t>Рис. 30. Редактирование организации</w:t>
+        <w:t>Рис. 35. Редактирование организации</w:t>
       </w:r>
     </w:p>
     <w:p>
@@ -4507,12 +4461,7 @@
         </w:rPr>
       </w:pPr>
       <w:r>
-        <w:rPr>
-          <w:rFonts w:ascii="Times New Roman" w:hAnsi="Times New Roman" w:cs="Times New Roman"/>
-          <w:lang w:val="ru-RU"/>
-        </w:rPr>
-        <w:lastRenderedPageBreak/>
-        <w:t>7.4. Удаление и архив</w:t>
+        <w:t>8.4. Удаление и архив</w:t>
       </w:r>
     </w:p>
     <w:p>
@@ -4589,10 +4538,7 @@
         </w:rPr>
       </w:pPr>
       <w:r>
-        <w:rPr>
-          <w:rFonts w:cs="Times New Roman"/>
-        </w:rPr>
-        <w:t>Рис. 31. Подтверждение удаления организации</w:t>
+        <w:t>Рис. 36. Подтверждение удаления организации</w:t>
       </w:r>
     </w:p>
     <w:p>
@@ -4654,10 +4600,7 @@
         </w:rPr>
       </w:pPr>
       <w:r>
-        <w:rPr>
-          <w:rFonts w:cs="Times New Roman"/>
-        </w:rPr>
-        <w:t>Рис. 32. Архивные организации</w:t>
+        <w:t>Рис. 37. Архивные организации</w:t>
       </w:r>
     </w:p>
     <w:tbl>
@@ -4740,12 +4683,7 @@
         </w:rPr>
       </w:pPr>
       <w:r>
-        <w:rPr>
-          <w:rFonts w:ascii="Times New Roman" w:hAnsi="Times New Roman" w:cs="Times New Roman"/>
-          <w:lang w:val="ru-RU"/>
-        </w:rPr>
-        <w:lastRenderedPageBreak/>
-        <w:t>7.5. Продление анкет по организациям</w:t>
+        <w:t>8.5. Продление анкет по организациям</w:t>
       </w:r>
     </w:p>
     <w:p>
@@ -4821,10 +4759,7 @@
         </w:rPr>
       </w:pPr>
       <w:r>
-        <w:rPr>
-          <w:rFonts w:cs="Times New Roman"/>
-        </w:rPr>
-        <w:t>Рис. 33. Назначения анкет организациям</w:t>
+        <w:t>Рис. 38. Назначения анкет организациям</w:t>
       </w:r>
     </w:p>
     <w:p>
@@ -4836,11 +4771,7 @@
         </w:rPr>
       </w:pPr>
       <w:r>
-        <w:rPr>
-          <w:rFonts w:cs="Times New Roman"/>
-          <w:lang w:val="ru-RU"/>
-        </w:rPr>
-        <w:t>Выберите одну или несколько организаций.</w:t>
+        <w:t>При необходимости скорректируйте выбранные организации.</w:t>
       </w:r>
     </w:p>
     <w:p>
@@ -4952,11 +4883,7 @@
         </w:rPr>
       </w:pPr>
       <w:r>
-        <w:rPr>
-          <w:rFonts w:cs="Times New Roman"/>
-          <w:lang w:val="ru-RU"/>
-        </w:rPr>
-        <w:t>Рис. 34. Выбор назначения и новой даты конца</w:t>
+        <w:t>Рис. 39. Выбор назначения и новой даты конца</w:t>
       </w:r>
     </w:p>
     <w:p>
@@ -4967,25 +4894,18 @@
         </w:rPr>
       </w:pPr>
       <w:r>
+        <w:t>9. Электронная почта</w:t>
+      </w:r>
+    </w:p>
+    <w:p>
+      <w:pPr>
+        <w:pStyle w:val="Heading2"/>
         <w:rPr>
           <w:rFonts w:ascii="Times New Roman" w:hAnsi="Times New Roman" w:cs="Times New Roman"/>
         </w:rPr>
-        <w:lastRenderedPageBreak/>
-        <w:t>8. Электронная почта</w:t>
-      </w:r>
-    </w:p>
-    <w:p>
-      <w:pPr>
-        <w:pStyle w:val="Heading2"/>
-        <w:rPr>
-          <w:rFonts w:ascii="Times New Roman" w:hAnsi="Times New Roman" w:cs="Times New Roman"/>
-        </w:rPr>
-      </w:pPr>
-      <w:r>
-        <w:rPr>
-          <w:rFonts w:ascii="Times New Roman" w:hAnsi="Times New Roman" w:cs="Times New Roman"/>
-        </w:rPr>
-        <w:t>8.1. Подготовка уведомления</w:t>
+      </w:pPr>
+      <w:r>
+        <w:t>9.1. Подготовка уведомления</w:t>
       </w:r>
     </w:p>
     <w:p>
@@ -5110,10 +5030,7 @@
         </w:rPr>
       </w:pPr>
       <w:r>
-        <w:rPr>
-          <w:rFonts w:cs="Times New Roman"/>
-        </w:rPr>
-        <w:t>Рис. 35. Подготовка электронного сообщения</w:t>
+        <w:t>Рис. 40. Подготовка электронного сообщения</w:t>
       </w:r>
     </w:p>
     <w:tbl>
@@ -5196,12 +5113,7 @@
         </w:rPr>
       </w:pPr>
       <w:r>
-        <w:rPr>
-          <w:rFonts w:ascii="Times New Roman" w:hAnsi="Times New Roman" w:cs="Times New Roman"/>
-          <w:lang w:val="ru-RU"/>
-        </w:rPr>
-        <w:lastRenderedPageBreak/>
-        <w:t>9. Отчёты</w:t>
+        <w:t>10. Отчёты</w:t>
       </w:r>
     </w:p>
     <w:p>
@@ -5279,11 +5191,7 @@
         </w:rPr>
       </w:pPr>
       <w:r>
-        <w:rPr>
-          <w:rFonts w:cs="Times New Roman"/>
-          <w:lang w:val="ru-RU"/>
-        </w:rPr>
-        <w:t>Рис. 36. Формирование месячного и квартального отчёта</w:t>
+        <w:t>Рис. 41. Формирование месячного и квартального отчёта</w:t>
       </w:r>
     </w:p>
     <w:p>
@@ -5343,12 +5251,7 @@
         </w:rPr>
       </w:pPr>
       <w:r>
-        <w:rPr>
-          <w:rFonts w:ascii="Times New Roman" w:hAnsi="Times New Roman" w:cs="Times New Roman"/>
-          <w:lang w:val="ru-RU"/>
-        </w:rPr>
-        <w:lastRenderedPageBreak/>
-        <w:t>10. Журнал событий</w:t>
+        <w:t>11. Журнал событий</w:t>
       </w:r>
     </w:p>
     <w:p>
@@ -5425,10 +5328,7 @@
         </w:rPr>
       </w:pPr>
       <w:r>
-        <w:rPr>
-          <w:rFonts w:cs="Times New Roman"/>
-        </w:rPr>
-        <w:t>Рис. 37. Список событий системы</w:t>
+        <w:t>Рис. 42. Список событий системы</w:t>
       </w:r>
     </w:p>
     <w:p>
@@ -5540,11 +5440,7 @@
         </w:rPr>
       </w:pPr>
       <w:r>
-        <w:rPr>
-          <w:rFonts w:cs="Times New Roman"/>
-          <w:lang w:val="ru-RU"/>
-        </w:rPr>
-        <w:t>Рис. 38. Старое и новое состояние записи</w:t>
+        <w:t>Рис. 43. Старое и новое состояние записи</w:t>
       </w:r>
     </w:p>
     <w:p>
@@ -5556,28 +5452,19 @@
         </w:rPr>
       </w:pPr>
       <w:r>
+        <w:t>12. Настройки</w:t>
+      </w:r>
+    </w:p>
+    <w:p>
+      <w:pPr>
+        <w:pStyle w:val="Heading2"/>
         <w:rPr>
           <w:rFonts w:ascii="Times New Roman" w:hAnsi="Times New Roman" w:cs="Times New Roman"/>
           <w:lang w:val="ru-RU"/>
         </w:rPr>
-        <w:lastRenderedPageBreak/>
-        <w:t>11. Настройки</w:t>
-      </w:r>
-    </w:p>
-    <w:p>
-      <w:pPr>
-        <w:pStyle w:val="Heading2"/>
-        <w:rPr>
-          <w:rFonts w:ascii="Times New Roman" w:hAnsi="Times New Roman" w:cs="Times New Roman"/>
-          <w:lang w:val="ru-RU"/>
-        </w:rPr>
-      </w:pPr>
-      <w:r>
-        <w:rPr>
-          <w:rFonts w:ascii="Times New Roman" w:hAnsi="Times New Roman" w:cs="Times New Roman"/>
-          <w:lang w:val="ru-RU"/>
-        </w:rPr>
-        <w:t>11.1. Настройка отправителя</w:t>
+      </w:pPr>
+      <w:r>
+        <w:t>12.1. Настройка отправителя</w:t>
       </w:r>
     </w:p>
     <w:p>
@@ -5654,11 +5541,7 @@
         </w:rPr>
       </w:pPr>
       <w:r>
-        <w:rPr>
-          <w:rFonts w:cs="Times New Roman"/>
-          <w:lang w:val="ru-RU"/>
-        </w:rPr>
-        <w:t>Рис. 39. Настройки отправителя электронной почты</w:t>
+        <w:t>Рис. 44. Настройки отправителя электронной почты</w:t>
       </w:r>
     </w:p>
     <w:p>
@@ -5670,11 +5553,7 @@
         </w:rPr>
       </w:pPr>
       <w:r>
-        <w:rPr>
-          <w:rFonts w:ascii="Times New Roman" w:hAnsi="Times New Roman" w:cs="Times New Roman"/>
-          <w:lang w:val="ru-RU"/>
-        </w:rPr>
-        <w:t>11.2. Настройка темы</w:t>
+        <w:t>12.2. Настройка темы</w:t>
       </w:r>
     </w:p>
     <w:p>
@@ -5752,11 +5631,7 @@
         </w:rPr>
       </w:pPr>
       <w:r>
-        <w:rPr>
-          <w:rFonts w:cs="Times New Roman"/>
-          <w:lang w:val="ru-RU"/>
-        </w:rPr>
-        <w:t>Рис. 40. Цвета и предварительный просмотр темы</w:t>
+        <w:t>Рис. 45. Цвета и предварительный просмотр темы</w:t>
       </w:r>
     </w:p>
     <w:p>
@@ -5818,10 +5693,7 @@
         </w:rPr>
       </w:pPr>
       <w:r>
-        <w:rPr>
-          <w:rFonts w:cs="Times New Roman"/>
-        </w:rPr>
-        <w:t>Рис. 41. Дополнительные параметры оформления</w:t>
+        <w:t>Рис. 46. Дополнительные параметры оформления</w:t>
       </w:r>
     </w:p>
     <w:tbl>
@@ -5901,26 +5773,18 @@
         </w:rPr>
       </w:pPr>
       <w:r>
-        <w:rPr>
-          <w:rFonts w:ascii="Times New Roman" w:hAnsi="Times New Roman" w:cs="Times New Roman"/>
-        </w:rPr>
-        <w:lastRenderedPageBreak/>
-        <w:t>11.3. Автоматическое создание анкет</w:t>
-      </w:r>
-    </w:p>
-    <w:p>
-      <w:pPr>
-        <w:rPr>
-          <w:rFonts w:cs="Times New Roman"/>
-          <w:lang w:val="ru-RU"/>
-        </w:rPr>
-      </w:pPr>
-      <w:r>
-        <w:rPr>
-          <w:rFonts w:cs="Times New Roman"/>
-          <w:lang w:val="ru-RU"/>
-        </w:rPr>
-        <w:t>Автосоздание формирует новые анкеты по выбранным шаблонам и отчётному периоду. Для каждого периода создаётся не более одной копии с одинаковыми нормализованным названием и рассчитанными датами.</w:t>
+        <w:t>12.3. Автоматическое создание анкет</w:t>
+      </w:r>
+    </w:p>
+    <w:p>
+      <w:pPr>
+        <w:rPr>
+          <w:rFonts w:cs="Times New Roman"/>
+          <w:lang w:val="ru-RU"/>
+        </w:rPr>
+      </w:pPr>
+      <w:r>
+        <w:t>Автосоздание формирует анкеты по выбранным активным шаблонам и рассчитанному отчётному периоду. Из шаблона копируются название, описание, организации и критерии, а значения «Доступно с» и «Доступно по» рассчитываются по настройкам. Для одного нормализованного названия и рассчитанного периода создаётся не более одной анкеты. Фоновая служба выполняет проверку сразу после запуска приложения и затем ежедневно в 00:00, поэтому пропущенное во время остановки сервера создание выполняется после следующего запуска.</w:t>
       </w:r>
     </w:p>
     <w:p>
@@ -5933,27 +5797,22 @@
         </w:rPr>
       </w:pPr>
       <w:r>
-        <w:rPr>
-          <w:rFonts w:cs="Times New Roman"/>
-          <w:noProof/>
-        </w:rPr>
         <w:drawing>
-          <wp:inline distT="0" distB="0" distL="0" distR="0" wp14:anchorId="229DC12F" wp14:editId="1908F1CE">
-            <wp:extent cx="6144768" cy="3565054"/>
-            <wp:effectExtent l="0" t="0" r="0" b="0"/>
-            <wp:docPr id="42" name="Picture 42" descr="Период и календарь автоматического создания" title="Период и календарь автоматического создания"/>
+          <wp:inline xmlns:a="http://schemas.openxmlformats.org/drawingml/2006/main" xmlns:pic="http://schemas.openxmlformats.org/drawingml/2006/picture">
+            <wp:extent cx="5897880" cy="3421816"/>
+            <wp:docPr id="51" name="Picture 51"/>
             <wp:cNvGraphicFramePr>
-              <a:graphicFrameLocks xmlns:a="http://schemas.openxmlformats.org/drawingml/2006/main" noChangeAspect="1"/>
+              <a:graphicFrameLocks noChangeAspect="1"/>
             </wp:cNvGraphicFramePr>
-            <a:graphic xmlns:a="http://schemas.openxmlformats.org/drawingml/2006/main">
+            <a:graphic>
               <a:graphicData uri="http://schemas.openxmlformats.org/drawingml/2006/picture">
-                <pic:pic xmlns:pic="http://schemas.openxmlformats.org/drawingml/2006/picture">
+                <pic:pic>
                   <pic:nvPicPr>
-                    <pic:cNvPr id="0" name="15-auto-creation.png"/>
+                    <pic:cNvPr id="0" name="admin-auto-creation.png"/>
                     <pic:cNvPicPr/>
                   </pic:nvPicPr>
                   <pic:blipFill>
-                    <a:blip r:embed="rId48"/>
+                    <a:blip r:embed="rId63"/>
                     <a:stretch>
                       <a:fillRect/>
                     </a:stretch>
@@ -5961,11 +5820,9 @@
                   <pic:spPr>
                     <a:xfrm>
                       <a:off x="0" y="0"/>
-                      <a:ext cx="6144768" cy="3565054"/>
+                      <a:ext cx="5897880" cy="3421816"/>
                     </a:xfrm>
-                    <a:prstGeom prst="rect">
-                      <a:avLst/>
-                    </a:prstGeom>
+                    <a:prstGeom prst="rect"/>
                   </pic:spPr>
                 </pic:pic>
               </a:graphicData>
@@ -5977,17 +5834,14 @@
     <w:p>
       <w:pPr>
         <w:pStyle w:val="Caption"/>
-        <w:rPr>
-          <w:rFonts w:cs="Times New Roman"/>
-          <w:lang w:val="ru-RU"/>
-        </w:rPr>
-      </w:pPr>
-      <w:r>
-        <w:rPr>
-          <w:rFonts w:cs="Times New Roman"/>
-          <w:lang w:val="ru-RU"/>
-        </w:rPr>
-        <w:t>Рис. 42. Период и календарь автоматического создания</w:t>
+        <w:jc w:val="center"/>
+        <w:rPr>
+          <w:rFonts w:cs="Times New Roman"/>
+          <w:lang w:val="ru-RU"/>
+        </w:rPr>
+      </w:pPr>
+      <w:r>
+        <w:t>Рис. 47. Настройки и календарь автоматического создания</w:t>
       </w:r>
     </w:p>
     <w:p>
@@ -6030,11 +5884,7 @@
         </w:rPr>
       </w:pPr>
       <w:r>
-        <w:rPr>
-          <w:rFonts w:cs="Times New Roman"/>
-          <w:lang w:val="ru-RU"/>
-        </w:rPr>
-        <w:t>Выберите анкеты-шаблоны. При создании используется последняя анкета с соответствующим названием.</w:t>
+        <w:t>Нажмите «Выбрать шаблоны» и отметьте активные шаблоны. Плановый шаблон станет доступен после перехода в активные.</w:t>
       </w:r>
     </w:p>
     <w:p>
@@ -6046,11 +5896,7 @@
         </w:rPr>
       </w:pPr>
       <w:r>
-        <w:rPr>
-          <w:rFonts w:cs="Times New Roman"/>
-          <w:lang w:val="ru-RU"/>
-        </w:rPr>
-        <w:t>Нажмите «Сохранить», затем «Запустить». Для временной остановки используйте «Остановить».</w:t>
+        <w:t>Если процесс остановлен, кнопка «Запустить» одновременно применяет новые настройки и запускает его. Если процесс уже запущен, изменения не действуют до нажатия «Применить». Для остановки используйте «Остановить».</w:t>
       </w:r>
     </w:p>
     <w:p>
@@ -6063,28 +5909,22 @@
         </w:rPr>
       </w:pPr>
       <w:r>
-        <w:rPr>
-          <w:rFonts w:cs="Times New Roman"/>
-          <w:noProof/>
-        </w:rPr>
-        <w:lastRenderedPageBreak/>
         <w:drawing>
-          <wp:inline distT="0" distB="0" distL="0" distR="0" wp14:anchorId="07313B7D" wp14:editId="06C3E11D">
-            <wp:extent cx="6144768" cy="3565054"/>
-            <wp:effectExtent l="0" t="0" r="0" b="0"/>
-            <wp:docPr id="43" name="Picture 43" descr="Выбор шаблонов и управление автосозданием" title="Выбор шаблонов и управление автосозданием"/>
+          <wp:inline xmlns:a="http://schemas.openxmlformats.org/drawingml/2006/main" xmlns:pic="http://schemas.openxmlformats.org/drawingml/2006/picture">
+            <wp:extent cx="5897880" cy="3421816"/>
+            <wp:docPr id="52" name="Picture 52"/>
             <wp:cNvGraphicFramePr>
-              <a:graphicFrameLocks xmlns:a="http://schemas.openxmlformats.org/drawingml/2006/main" noChangeAspect="1"/>
+              <a:graphicFrameLocks noChangeAspect="1"/>
             </wp:cNvGraphicFramePr>
-            <a:graphic xmlns:a="http://schemas.openxmlformats.org/drawingml/2006/main">
+            <a:graphic>
               <a:graphicData uri="http://schemas.openxmlformats.org/drawingml/2006/picture">
-                <pic:pic xmlns:pic="http://schemas.openxmlformats.org/drawingml/2006/picture">
+                <pic:pic>
                   <pic:nvPicPr>
-                    <pic:cNvPr id="0" name="37-auto-creation-details.png"/>
+                    <pic:cNvPr id="0" name="admin-auto-creation-template-selection.png"/>
                     <pic:cNvPicPr/>
                   </pic:nvPicPr>
                   <pic:blipFill>
-                    <a:blip r:embed="rId49"/>
+                    <a:blip r:embed="rId64"/>
                     <a:stretch>
                       <a:fillRect/>
                     </a:stretch>
@@ -6092,11 +5932,9 @@
                   <pic:spPr>
                     <a:xfrm>
                       <a:off x="0" y="0"/>
-                      <a:ext cx="6144768" cy="3565054"/>
+                      <a:ext cx="5897880" cy="3421816"/>
                     </a:xfrm>
-                    <a:prstGeom prst="rect">
-                      <a:avLst/>
-                    </a:prstGeom>
+                    <a:prstGeom prst="rect"/>
                   </pic:spPr>
                 </pic:pic>
               </a:graphicData>
@@ -6108,17 +5946,14 @@
     <w:p>
       <w:pPr>
         <w:pStyle w:val="Caption"/>
-        <w:rPr>
-          <w:rFonts w:cs="Times New Roman"/>
-          <w:lang w:val="ru-RU"/>
-        </w:rPr>
-      </w:pPr>
-      <w:r>
-        <w:rPr>
-          <w:rFonts w:cs="Times New Roman"/>
-          <w:lang w:val="ru-RU"/>
-        </w:rPr>
-        <w:t>Рис. 43. Выбор шаблонов и управление автосозданием</w:t>
+        <w:jc w:val="center"/>
+        <w:rPr>
+          <w:rFonts w:cs="Times New Roman"/>
+          <w:lang w:val="ru-RU"/>
+        </w:rPr>
+      </w:pPr>
+      <w:r>
+        <w:t>Рис. 48. Выбор шаблонов и применение настроек автосоздания</w:t>
       </w:r>
     </w:p>
     <w:p>
@@ -6130,12 +5965,7 @@
         </w:rPr>
       </w:pPr>
       <w:r>
-        <w:rPr>
-          <w:rFonts w:ascii="Times New Roman" w:hAnsi="Times New Roman" w:cs="Times New Roman"/>
-          <w:lang w:val="ru-RU"/>
-        </w:rPr>
-        <w:lastRenderedPageBreak/>
-        <w:t>12. Справка</w:t>
+        <w:t>13. Справка</w:t>
       </w:r>
     </w:p>
     <w:p>
@@ -6212,10 +6042,7 @@
         </w:rPr>
       </w:pPr>
       <w:r>
-        <w:rPr>
-          <w:rFonts w:cs="Times New Roman"/>
-        </w:rPr>
-        <w:t>Рис. 44. Управление файлами инструкций</w:t>
+        <w:t>Рис. 49. Управление файлами инструкций</w:t>
       </w:r>
     </w:p>
     <w:tbl>
@@ -6297,11 +6124,7 @@
         </w:rPr>
       </w:pPr>
       <w:r>
-        <w:rPr>
-          <w:rFonts w:ascii="Times New Roman" w:hAnsi="Times New Roman" w:cs="Times New Roman"/>
-        </w:rPr>
-        <w:lastRenderedPageBreak/>
-        <w:t>13. Завершение работы</w:t>
+        <w:t>14. Завершение работы</w:t>
       </w:r>
     </w:p>
     <w:p>
@@ -6372,6 +6195,8 @@
       <w:footerReference w:type="default" r:id="rId52"/>
       <w:headerReference w:type="first" r:id="rId53"/>
       <w:footerReference w:type="first" r:id="rId54"/>
+      <w:headerReference w:type="even" r:id="rId74"/>
+      <w:footerReference w:type="even" r:id="rId75"/>
       <w:pgSz w:w="11909" w:h="16834"/>
       <w:pgMar w:top="850" w:right="850" w:bottom="850" w:left="850" w:header="259" w:footer="259" w:gutter="0"/>
       <w:cols w:space="720"/>
@@ -6601,6 +6426,16 @@
 </w:ftr>
 </file>
 
+<file path=word/footer3.xml><?xml version="1.0" encoding="utf-8"?>
+<w:ftr xmlns:m="http://schemas.openxmlformats.org/officeDocument/2006/math" xmlns:mc="http://schemas.openxmlformats.org/markup-compatibility/2006" xmlns:mo="http://schemas.microsoft.com/office/mac/office/2008/main" xmlns:mv="urn:schemas-microsoft-com:mac:vml" xmlns:o="urn:schemas-microsoft-com:office:office" xmlns:r="http://schemas.openxmlformats.org/officeDocument/2006/relationships" xmlns:v="urn:schemas-microsoft-com:vml" xmlns:w10="urn:schemas-microsoft-com:office:word" xmlns:w14="http://schemas.microsoft.com/office/word/2010/wordml" xmlns:w="http://schemas.openxmlformats.org/wordprocessingml/2006/main" xmlns:wne="http://schemas.microsoft.com/office/word/2006/wordml" xmlns:wp14="http://schemas.microsoft.com/office/word/2010/wordprocessingDrawing" xmlns:wp="http://schemas.openxmlformats.org/drawingml/2006/wordprocessingDrawing" xmlns:wpc="http://schemas.microsoft.com/office/word/2010/wordprocessingCanvas" xmlns:wpg="http://schemas.microsoft.com/office/word/2010/wordprocessingGroup" xmlns:wpi="http://schemas.microsoft.com/office/word/2010/wordprocessingInk" xmlns:wps="http://schemas.microsoft.com/office/word/2010/wordprocessingShape" mc:Ignorable="w14 wp14">
+  <w:p>
+    <w:pPr>
+      <w:pStyle w:val="Footer"/>
+    </w:pPr>
+  </w:p>
+</w:ftr>
+</file>
+
 <file path=word/footnotes.xml><?xml version="1.0" encoding="utf-8"?>
 <w:footnotes xmlns:wpc="http://schemas.microsoft.com/office/word/2010/wordprocessingCanvas" xmlns:cx="http://schemas.microsoft.com/office/drawing/2014/chartex" xmlns:cx1="http://schemas.microsoft.com/office/drawing/2015/9/8/chartex" xmlns:cx2="http://schemas.microsoft.com/office/drawing/2015/10/21/chartex" xmlns:cx3="http://schemas.microsoft.com/office/drawing/2016/5/9/chartex" xmlns:cx4="http://schemas.microsoft.com/office/drawing/2016/5/10/chartex" xmlns:cx5="http://schemas.microsoft.com/office/drawing/2016/5/11/chartex" xmlns:cx6="http://schemas.microsoft.com/office/drawing/2016/5/12/chartex" xmlns:cx7="http://schemas.microsoft.com/office/drawing/2016/5/13/chartex" xmlns:cx8="http://schemas.microsoft.com/office/drawing/2016/5/14/chartex" xmlns:mc="http://schemas.openxmlformats.org/markup-compatibility/2006" xmlns:m="http://schemas.openxmlformats.org/officeDocument/2006/math" xmlns:aink="http://schemas.microsoft.com/office/drawing/2016/ink" xmlns:am3d="http://schemas.microsoft.com/office/drawing/2017/model3d" xmlns:oel="http://schemas.microsoft.com/office/2019/extlst" xmlns:r="http://schemas.openxmlformats.org/officeDocument/2006/relationships" xmlns:wp14="http://schemas.microsoft.com/office/word/2010/wordprocessingDrawing" xmlns:wp="http://schemas.openxmlformats.org/drawingml/2006/wordprocessingDrawing" xmlns:wpg="http://schemas.microsoft.com/office/word/2010/wordprocessingGroup" xmlns:wpi="http://schemas.microsoft.com/office/word/2010/wordprocessingInk" xmlns:wps="http://schemas.microsoft.com/office/word/2010/wordprocessingShape" xmlns:o="urn:schemas-microsoft-com:office:office" xmlns:v="urn:schemas-microsoft-com:vml" xmlns:w10="urn:schemas-microsoft-com:office:word" xmlns:w="http://schemas.openxmlformats.org/wordprocessingml/2006/main" xmlns:w14="http://schemas.microsoft.com/office/word/2010/wordml" xmlns:w15="http://schemas.microsoft.com/office/word/2012/wordml" xmlns:w16cex="http://schemas.microsoft.com/office/word/2018/wordml/cex" xmlns:w16cid="http://schemas.microsoft.com/office/word/2016/wordml/cid" xmlns:w16="http://schemas.microsoft.com/office/word/2018/wordml" xmlns:w16sdtdh="http://schemas.microsoft.com/office/word/2020/wordml/sdtdatahash" xmlns:w16sdtfl="http://schemas.microsoft.com/office/word/2024/wordml/sdtformatlock" xmlns:w16se="http://schemas.microsoft.com/office/word/2015/wordml/symex" xmlns:w16du="http://schemas.microsoft.com/office/word/2023/wordml/word16du" xmlns:wne="http://schemas.microsoft.com/office/word/2006/wordml" mc:Ignorable="w14 w15 w16se w16cid w16 w16cex w16sdtdh w16sdtfl w16du wp14">
   <w:footnote w:type="separator" w:id="-1">
@@ -6685,17 +6520,8 @@
           <w:vAlign w:val="center"/>
         </w:tcPr>
         <w:p>
-          <w:pPr>
-            <w:spacing w:line="240" w:lineRule="auto"/>
-            <w:jc w:val="left"/>
-          </w:pPr>
           <w:r>
-            <w:rPr>
-              <w:rFonts w:cs="Times New Roman"/>
-              <w:sz w:val="16"/>
-              <w:lang w:val="ru-RU"/>
-            </w:rPr>
-            <w:t>Версия 1.0</w:t>
+            <w:t>Версия 1.1</w:t>
           </w:r>
         </w:p>
       </w:tc>
@@ -6740,16 +6566,12 @@
         </w:tcPr>
         <w:p>
           <w:pPr>
-            <w:spacing w:line="240" w:lineRule="auto"/>
             <w:jc w:val="left"/>
           </w:pPr>
           <w:r>
-            <w:rPr>
-              <w:rFonts w:cs="Times New Roman"/>
-              <w:sz w:val="16"/>
-              <w:lang w:val="ru-RU"/>
-            </w:rPr>
-            <w:t>Дата выпуска: 24.08.2026</w:t>
+            <w:t>Дата выпуска:</w:t>
+            <w:br/>
+            <w:t>27.08.2026</w:t>
           </w:r>
         </w:p>
       </w:tc>
@@ -6764,6 +6586,16 @@
     <w:r>
       <w:cr/>
     </w:r>
+  </w:p>
+</w:hdr>
+</file>
+
+<file path=word/header3.xml><?xml version="1.0" encoding="utf-8"?>
+<w:hdr xmlns:m="http://schemas.openxmlformats.org/officeDocument/2006/math" xmlns:mc="http://schemas.openxmlformats.org/markup-compatibility/2006" xmlns:mo="http://schemas.microsoft.com/office/mac/office/2008/main" xmlns:mv="urn:schemas-microsoft-com:mac:vml" xmlns:o="urn:schemas-microsoft-com:office:office" xmlns:r="http://schemas.openxmlformats.org/officeDocument/2006/relationships" xmlns:v="urn:schemas-microsoft-com:vml" xmlns:w10="urn:schemas-microsoft-com:office:word" xmlns:w14="http://schemas.microsoft.com/office/word/2010/wordml" xmlns:w="http://schemas.openxmlformats.org/wordprocessingml/2006/main" xmlns:wne="http://schemas.microsoft.com/office/word/2006/wordml" xmlns:wp14="http://schemas.microsoft.com/office/word/2010/wordprocessingDrawing" xmlns:wp="http://schemas.openxmlformats.org/drawingml/2006/wordprocessingDrawing" xmlns:wpc="http://schemas.microsoft.com/office/word/2010/wordprocessingCanvas" xmlns:wpg="http://schemas.microsoft.com/office/word/2010/wordprocessingGroup" xmlns:wpi="http://schemas.microsoft.com/office/word/2010/wordprocessingInk" xmlns:wps="http://schemas.microsoft.com/office/word/2010/wordprocessingShape" mc:Ignorable="w14 wp14">
+  <w:p>
+    <w:pPr>
+      <w:pStyle w:val="Header"/>
+    </w:pPr>
   </w:p>
 </w:hdr>
 </file>

--- a/docs/manuals/АИС Анкетирование. Инструкция администратора.docx
+++ b/docs/manuals/АИС Анкетирование. Инструкция администратора.docx
@@ -232,7 +232,16 @@
       </w:r>
     </w:p>
     <w:p>
-      <w:pPr/>
+      <w:pPr>
+        <w:tabs>
+          <w:tab w:val="right" w:leader="dot" w:pos="10008"/>
+        </w:tabs>
+        <w:spacing w:after="80" w:line="276" w:lineRule="auto"/>
+        <w:rPr>
+          <w:rFonts w:cs="Times New Roman"/>
+          <w:lang w:val="ru-RU"/>
+        </w:rPr>
+      </w:pPr>
       <w:r>
         <w:t>4. Шаблоны анкет</w:t>
         <w:tab/>
